--- a/web/public/template/帆宣-ee-4404-01工作許可單.docx
+++ b/web/public/template/帆宣-ee-4404-01工作許可單.docx
@@ -19,32 +19,66 @@
           <w:noProof/>
           <w:sz w:val="32"/>
         </w:rPr>
-        <w:pict w14:anchorId="0A569762">
-          <v:shapetype id="_x0000_t75" coordsize="21600,21600" o:spt="75" o:preferrelative="t" path="m@4@5l@4@11@9@11@9@5xe" filled="f" stroked="f">
-            <v:stroke joinstyle="miter"/>
-            <v:formulas>
-              <v:f eqn="if lineDrawn pixelLineWidth 0"/>
-              <v:f eqn="sum @0 1 0"/>
-              <v:f eqn="sum 0 0 @1"/>
-              <v:f eqn="prod @2 1 2"/>
-              <v:f eqn="prod @3 21600 pixelWidth"/>
-              <v:f eqn="prod @3 21600 pixelHeight"/>
-              <v:f eqn="sum @0 0 1"/>
-              <v:f eqn="prod @6 1 2"/>
-              <v:f eqn="prod @7 21600 pixelWidth"/>
-              <v:f eqn="sum @8 21600 0"/>
-              <v:f eqn="prod @7 21600 pixelHeight"/>
-              <v:f eqn="sum @10 21600 0"/>
-            </v:formulas>
-            <v:path o:extrusionok="f" gradientshapeok="t" o:connecttype="rect"/>
-            <o:lock v:ext="edit" aspectratio="t"/>
-          </v:shapetype>
-          <v:shape id="_x0000_s2061" type="#_x0000_t75" style="position:absolute;left:0;text-align:left;margin-left:0;margin-top:0;width:87pt;height:40.55pt;z-index:1;v-text-anchor:middle" fillcolor="#f60">
-            <v:imagedata r:id="rId7" o:title=""/>
-            <v:shadow color="#5e574e"/>
-            <o:lock v:ext="edit" aspectratio="f"/>
-          </v:shape>
-        </w:pict>
+        <w:drawing>
+          <wp:anchor distT="0" distB="0" distL="114300" distR="114300" simplePos="0" relativeHeight="251657728" behindDoc="0" locked="0" layoutInCell="1" allowOverlap="1" wp14:anchorId="0A569762" wp14:editId="4FBB3F93">
+            <wp:simplePos x="0" y="0"/>
+            <wp:positionH relativeFrom="column">
+              <wp:posOffset>0</wp:posOffset>
+            </wp:positionH>
+            <wp:positionV relativeFrom="paragraph">
+              <wp:posOffset>0</wp:posOffset>
+            </wp:positionV>
+            <wp:extent cx="1104900" cy="514985"/>
+            <wp:effectExtent l="0" t="0" r="0" b="0"/>
+            <wp:wrapNone/>
+            <wp:docPr id="13" name="Picture 1"/>
+            <wp:cNvGraphicFramePr>
+              <a:graphicFrameLocks xmlns:a="http://schemas.openxmlformats.org/drawingml/2006/main"/>
+            </wp:cNvGraphicFramePr>
+            <a:graphic xmlns:a="http://schemas.openxmlformats.org/drawingml/2006/main">
+              <a:graphicData uri="http://schemas.openxmlformats.org/drawingml/2006/picture">
+                <pic:pic xmlns:pic="http://schemas.openxmlformats.org/drawingml/2006/picture">
+                  <pic:nvPicPr>
+                    <pic:cNvPr id="0" name="Picture 13"/>
+                    <pic:cNvPicPr>
+                      <a:picLocks noChangeArrowheads="1"/>
+                    </pic:cNvPicPr>
+                  </pic:nvPicPr>
+                  <pic:blipFill>
+                    <a:blip r:embed="rId7">
+                      <a:extLst>
+                        <a:ext uri="{28A0092B-C50C-407E-A947-70E740481C1C}">
+                          <a14:useLocalDpi xmlns:a14="http://schemas.microsoft.com/office/drawing/2010/main" val="0"/>
+                        </a:ext>
+                      </a:extLst>
+                    </a:blip>
+                    <a:srcRect/>
+                    <a:stretch>
+                      <a:fillRect/>
+                    </a:stretch>
+                  </pic:blipFill>
+                  <pic:spPr bwMode="auto">
+                    <a:xfrm>
+                      <a:off x="0" y="0"/>
+                      <a:ext cx="1104900" cy="514985"/>
+                    </a:xfrm>
+                    <a:prstGeom prst="rect">
+                      <a:avLst/>
+                    </a:prstGeom>
+                    <a:noFill/>
+                    <a:effectLst/>
+                  </pic:spPr>
+                </pic:pic>
+              </a:graphicData>
+            </a:graphic>
+            <wp14:sizeRelH relativeFrom="page">
+              <wp14:pctWidth>0</wp14:pctWidth>
+            </wp14:sizeRelH>
+            <wp14:sizeRelV relativeFrom="page">
+              <wp14:pctHeight>0</wp14:pctHeight>
+            </wp14:sizeRelV>
+          </wp:anchor>
+        </w:drawing>
       </w:r>
       <w:r>
         <w:rPr>
@@ -212,7 +246,6 @@
                 <w:rFonts w:eastAsia="標楷體" w:hAnsi="標楷體"/>
                 <w:szCs w:val="24"/>
               </w:rPr>
-              <w:lastRenderedPageBreak/>
               <w:t>一、申請資料：</w:t>
             </w:r>
           </w:p>
@@ -237,7 +270,15 @@
                 <w:rFonts w:eastAsia="標楷體" w:hAnsi="標楷體"/>
                 <w:szCs w:val="24"/>
               </w:rPr>
-              <w:t>日期：</w:t>
+              <w:t>日期</w:t>
+            </w:r>
+            <w:proofErr w:type="gramStart"/>
+            <w:r>
+              <w:rPr>
+                <w:rFonts w:eastAsia="標楷體" w:hAnsi="標楷體"/>
+                <w:szCs w:val="24"/>
+              </w:rPr>
+              <w:t>：</w:t>
             </w:r>
             <w:r>
               <w:rPr>
@@ -256,6 +297,7 @@
               <w:t>{</w:t>
             </w:r>
             <w:proofErr w:type="spellStart"/>
+            <w:proofErr w:type="gramEnd"/>
             <w:r>
               <w:rPr>
                 <w:rFonts w:eastAsia="標楷體" w:hint="eastAsia"/>
@@ -508,6 +550,7 @@
               </w:rPr>
               <w:t xml:space="preserve"> </w:t>
             </w:r>
+            <w:proofErr w:type="gramStart"/>
             <w:r>
               <w:rPr>
                 <w:rFonts w:eastAsia="標楷體"/>
@@ -550,6 +593,7 @@
               </w:rPr>
               <w:t xml:space="preserve">   </w:t>
             </w:r>
+            <w:proofErr w:type="gramEnd"/>
             <w:r>
               <w:rPr>
                 <w:rFonts w:eastAsia="標楷體"/>
@@ -562,7 +606,15 @@
                 <w:rFonts w:eastAsia="標楷體" w:hAnsi="標楷體"/>
                 <w:szCs w:val="24"/>
               </w:rPr>
-              <w:t>施工區域：</w:t>
+              <w:t>施工區域</w:t>
+            </w:r>
+            <w:proofErr w:type="gramStart"/>
+            <w:r>
+              <w:rPr>
+                <w:rFonts w:eastAsia="標楷體" w:hAnsi="標楷體"/>
+                <w:szCs w:val="24"/>
+              </w:rPr>
+              <w:t>：</w:t>
             </w:r>
             <w:r>
               <w:rPr>
@@ -581,6 +633,7 @@
               <w:t>{</w:t>
             </w:r>
             <w:proofErr w:type="spellStart"/>
+            <w:proofErr w:type="gramEnd"/>
             <w:r>
               <w:rPr>
                 <w:rFonts w:eastAsia="標楷體" w:hAnsi="標楷體" w:hint="eastAsia"/>
@@ -1169,6 +1222,7 @@
               <w:t>{</w:t>
             </w:r>
             <w:proofErr w:type="spellStart"/>
+            <w:proofErr w:type="gramStart"/>
             <w:r>
               <w:rPr>
                 <w:rFonts w:eastAsia="標楷體" w:hAnsi="標楷體" w:hint="eastAsia"/>
@@ -1207,46 +1261,63 @@
                 <w:rFonts w:eastAsia="標楷體"/>
                 <w:szCs w:val="24"/>
               </w:rPr>
+              <w:t xml:space="preserve"> </w:t>
+            </w:r>
+            <w:proofErr w:type="gramEnd"/>
+            <w:r>
+              <w:rPr>
+                <w:rFonts w:eastAsia="標楷體"/>
+                <w:szCs w:val="24"/>
+              </w:rPr>
+              <w:t xml:space="preserve"> </w:t>
+            </w:r>
+            <w:r>
+              <w:rPr>
+                <w:rFonts w:eastAsia="標楷體" w:hint="eastAsia"/>
+                <w:szCs w:val="24"/>
+              </w:rPr>
+              <w:t xml:space="preserve">     </w:t>
+            </w:r>
+            <w:r>
+              <w:rPr>
+                <w:rFonts w:eastAsia="標楷體" w:hint="eastAsia"/>
+                <w:szCs w:val="24"/>
+              </w:rPr>
+              <w:t>聯絡</w:t>
+            </w:r>
+            <w:r>
+              <w:rPr>
+                <w:rFonts w:eastAsia="標楷體" w:hAnsi="標楷體"/>
+                <w:szCs w:val="24"/>
+              </w:rPr>
+              <w:t>電話</w:t>
+            </w:r>
+            <w:proofErr w:type="gramStart"/>
+            <w:r>
+              <w:rPr>
+                <w:rFonts w:eastAsia="標楷體" w:hAnsi="標楷體"/>
+                <w:szCs w:val="24"/>
+              </w:rPr>
+              <w:t>：</w:t>
+            </w:r>
+            <w:r>
+              <w:rPr>
+                <w:rFonts w:eastAsia="標楷體"/>
+                <w:szCs w:val="24"/>
+                <w:u w:val="single"/>
+              </w:rPr>
               <w:t xml:space="preserve">  </w:t>
             </w:r>
             <w:r>
               <w:rPr>
                 <w:rFonts w:eastAsia="標楷體" w:hint="eastAsia"/>
                 <w:szCs w:val="24"/>
-              </w:rPr>
-              <w:t xml:space="preserve">     </w:t>
-            </w:r>
-            <w:r>
-              <w:rPr>
-                <w:rFonts w:eastAsia="標楷體" w:hint="eastAsia"/>
-                <w:szCs w:val="24"/>
-              </w:rPr>
-              <w:t>聯絡</w:t>
-            </w:r>
-            <w:r>
-              <w:rPr>
-                <w:rFonts w:eastAsia="標楷體" w:hAnsi="標楷體"/>
-                <w:szCs w:val="24"/>
-              </w:rPr>
-              <w:t>電話：</w:t>
-            </w:r>
-            <w:r>
-              <w:rPr>
-                <w:rFonts w:eastAsia="標楷體"/>
-                <w:szCs w:val="24"/>
-                <w:u w:val="single"/>
-              </w:rPr>
-              <w:t xml:space="preserve">  </w:t>
-            </w:r>
-            <w:r>
-              <w:rPr>
-                <w:rFonts w:eastAsia="標楷體" w:hint="eastAsia"/>
-                <w:szCs w:val="24"/>
                 <w:u w:val="single"/>
               </w:rPr>
               <w:t>{</w:t>
             </w:r>
             <w:proofErr w:type="spellStart"/>
+            <w:proofErr w:type="gramEnd"/>
             <w:r>
               <w:rPr>
                 <w:rFonts w:eastAsia="標楷體" w:hint="eastAsia"/>
@@ -1297,6 +1368,7 @@
               </w:rPr>
               <w:t>專案編號：</w:t>
             </w:r>
+            <w:proofErr w:type="gramStart"/>
             <w:r>
               <w:rPr>
                 <w:rFonts w:eastAsia="標楷體"/>
@@ -1339,6 +1411,7 @@
               </w:rPr>
               <w:t xml:space="preserve">   </w:t>
             </w:r>
+            <w:proofErr w:type="gramEnd"/>
             <w:r>
               <w:rPr>
                 <w:rFonts w:eastAsia="標楷體"/>
@@ -1359,7 +1432,16 @@
                 <w:szCs w:val="24"/>
                 <w:u w:val="single"/>
               </w:rPr>
-              <w:t xml:space="preserve">    </w:t>
+              <w:t xml:space="preserve"> </w:t>
+            </w:r>
+            <w:proofErr w:type="gramStart"/>
+            <w:r>
+              <w:rPr>
+                <w:rFonts w:eastAsia="標楷體"/>
+                <w:szCs w:val="24"/>
+                <w:u w:val="single"/>
+              </w:rPr>
+              <w:t xml:space="preserve">   </w:t>
             </w:r>
             <w:r>
               <w:rPr>
@@ -1370,6 +1452,7 @@
               <w:t>{</w:t>
             </w:r>
             <w:proofErr w:type="spellStart"/>
+            <w:proofErr w:type="gramEnd"/>
             <w:r>
               <w:rPr>
                 <w:rFonts w:eastAsia="標楷體" w:hint="eastAsia"/>
@@ -1410,14 +1493,7 @@
                 <w:rFonts w:eastAsia="標楷體" w:hAnsi="標楷體"/>
                 <w:szCs w:val="24"/>
               </w:rPr>
-              <w:t>二、申請許可作業類別：（請</w:t>
-            </w:r>
-            <w:r>
-              <w:rPr>
-                <w:rFonts w:ascii="標楷體" w:eastAsia="標楷體" w:hAnsi="標楷體"/>
-                <w:szCs w:val="24"/>
-              </w:rPr>
-              <w:t>在</w:t>
+              <w:t>二、申請許可作業類別：（核去</w:t>
             </w:r>
             <w:r>
               <w:rPr>
@@ -1435,10 +1511,10 @@
             </w:r>
             <w:r>
               <w:rPr>
-                <w:rFonts w:ascii="標楷體" w:eastAsia="標楷體" w:hAnsi="標楷體" w:hint="eastAsia"/>
-                <w:szCs w:val="24"/>
-              </w:rPr>
-              <w:t>ˇ</w:t>
+                <w:rFonts w:eastAsia="標楷體" w:hAnsi="標楷體"/>
+                <w:szCs w:val="24"/>
+              </w:rPr>
+              <w:t>V</w:t>
             </w:r>
             <w:r>
               <w:rPr>
@@ -1462,35 +1538,79 @@
                 <w:rFonts w:eastAsia="標楷體"/>
                 <w:szCs w:val="24"/>
               </w:rPr>
-              <w:t>1</w:t>
-            </w:r>
-            <w:r>
-              <w:rPr>
-                <w:rFonts w:eastAsia="標楷體"/>
-                <w:szCs w:val="24"/>
-              </w:rPr>
-              <w:t>.</w:t>
-            </w:r>
-            <w:r>
-              <w:rPr>
-                <w:rFonts w:eastAsia="標楷體" w:hint="eastAsia"/>
-                <w:szCs w:val="24"/>
-              </w:rPr>
-              <w:t>{#isNo1}</w:t>
-            </w:r>
-            <w:r>
-              <w:rPr>
-                <w:rFonts w:ascii="標楷體" w:eastAsia="標楷體" w:hAnsi="標楷體" w:hint="eastAsia"/>
-                <w:szCs w:val="24"/>
-              </w:rPr>
-              <w:t>■{/isNo1}</w:t>
-            </w:r>
-            <w:r>
-              <w:rPr>
-                <w:rFonts w:eastAsia="標楷體" w:hint="eastAsia"/>
-                <w:szCs w:val="24"/>
-              </w:rPr>
-              <w:t>{^isNo1}</w:t>
+              <w:t>{#</w:t>
+            </w:r>
+            <w:proofErr w:type="gramStart"/>
+            <w:r>
+              <w:rPr>
+                <w:rFonts w:eastAsia="標楷體"/>
+                <w:szCs w:val="24"/>
+              </w:rPr>
+              <w:t>isGeneralWork}</w:t>
+            </w:r>
+            <w:r>
+              <w:rPr>
+                <w:rFonts w:ascii="標楷體" w:eastAsia="標楷體" w:hAnsi="標楷體" w:hint="eastAsia"/>
+                <w:szCs w:val="24"/>
+              </w:rPr>
+              <w:t>■</w:t>
+            </w:r>
+            <w:proofErr w:type="gramEnd"/>
+            <w:r>
+              <w:rPr>
+                <w:rFonts w:ascii="標楷體" w:eastAsia="標楷體" w:hAnsi="標楷體" w:hint="eastAsia"/>
+                <w:szCs w:val="24"/>
+              </w:rPr>
+              <w:t>{/</w:t>
+            </w:r>
+            <w:proofErr w:type="spellStart"/>
+            <w:proofErr w:type="gramStart"/>
+            <w:r>
+              <w:rPr>
+                <w:rFonts w:ascii="標楷體" w:eastAsia="標楷體" w:hAnsi="標楷體" w:hint="eastAsia"/>
+                <w:szCs w:val="24"/>
+              </w:rPr>
+              <w:t>isGeneralWork</w:t>
+            </w:r>
+            <w:proofErr w:type="spellEnd"/>
+            <w:r>
+              <w:rPr>
+                <w:rFonts w:ascii="標楷體" w:eastAsia="標楷體" w:hAnsi="標楷體" w:hint="eastAsia"/>
+                <w:szCs w:val="24"/>
+              </w:rPr>
+              <w:t>}</w:t>
+            </w:r>
+            <w:r>
+              <w:rPr>
+                <w:rFonts w:eastAsia="標楷體"/>
+                <w:szCs w:val="24"/>
+              </w:rPr>
+              <w:t>{</w:t>
+            </w:r>
+            <w:proofErr w:type="gramEnd"/>
+            <w:r>
+              <w:rPr>
+                <w:rFonts w:eastAsia="標楷體"/>
+                <w:szCs w:val="24"/>
+              </w:rPr>
+              <w:t>^</w:t>
+            </w:r>
+            <w:proofErr w:type="spellStart"/>
+            <w:proofErr w:type="gramStart"/>
+            <w:r>
+              <w:rPr>
+                <w:rFonts w:eastAsia="標楷體"/>
+                <w:szCs w:val="24"/>
+              </w:rPr>
+              <w:t>isGeneralWork</w:t>
+            </w:r>
+            <w:proofErr w:type="spellEnd"/>
+            <w:r>
+              <w:rPr>
+                <w:rFonts w:eastAsia="標楷體"/>
+                <w:szCs w:val="24"/>
+              </w:rPr>
+              <w:t>}</w:t>
             </w:r>
             <w:r>
               <w:rPr>
@@ -1499,125 +1619,46 @@
               </w:rPr>
               <w:t>□</w:t>
             </w:r>
-            <w:r>
-              <w:rPr>
-                <w:rFonts w:ascii="標楷體" w:eastAsia="標楷體" w:hAnsi="標楷體" w:hint="eastAsia"/>
-                <w:szCs w:val="24"/>
-              </w:rPr>
-              <w:t>{/isNo1}</w:t>
-            </w:r>
-            <w:r>
-              <w:rPr>
-                <w:rFonts w:eastAsia="標楷體" w:hAnsi="標楷體"/>
-                <w:szCs w:val="24"/>
-              </w:rPr>
-              <w:t>動火作業</w:t>
-            </w:r>
-            <w:r>
-              <w:rPr>
-                <w:rFonts w:eastAsia="標楷體"/>
-                <w:szCs w:val="24"/>
-              </w:rPr>
-              <w:t xml:space="preserve">             2</w:t>
-            </w:r>
-            <w:r>
-              <w:rPr>
-                <w:rFonts w:eastAsia="標楷體"/>
-                <w:szCs w:val="24"/>
-              </w:rPr>
-              <w:t>.</w:t>
-            </w:r>
-            <w:r>
-              <w:rPr>
-                <w:rFonts w:eastAsia="標楷體" w:hint="eastAsia"/>
-                <w:szCs w:val="24"/>
-              </w:rPr>
-              <w:t>{#isNo2}</w:t>
-            </w:r>
-            <w:r>
-              <w:rPr>
-                <w:rFonts w:ascii="標楷體" w:eastAsia="標楷體" w:hAnsi="標楷體" w:hint="eastAsia"/>
-                <w:szCs w:val="24"/>
-              </w:rPr>
-              <w:t>■{/isNo2}</w:t>
-            </w:r>
-            <w:r>
-              <w:rPr>
-                <w:rFonts w:eastAsia="標楷體" w:hint="eastAsia"/>
-                <w:szCs w:val="24"/>
-              </w:rPr>
-              <w:t>{^isNo2}</w:t>
-            </w:r>
-            <w:r>
-              <w:rPr>
-                <w:rFonts w:ascii="標楷體" w:eastAsia="標楷體" w:hAnsi="標楷體" w:hint="eastAsia"/>
-                <w:szCs w:val="24"/>
-              </w:rPr>
-              <w:t>□</w:t>
-            </w:r>
-            <w:r>
-              <w:rPr>
-                <w:rFonts w:ascii="標楷體" w:eastAsia="標楷體" w:hAnsi="標楷體" w:hint="eastAsia"/>
-                <w:szCs w:val="24"/>
-              </w:rPr>
-              <w:t>{/isNo2}</w:t>
-            </w:r>
-            <w:r>
-              <w:rPr>
-                <w:rFonts w:eastAsia="標楷體" w:hAnsi="標楷體"/>
-                <w:szCs w:val="24"/>
-              </w:rPr>
-              <w:t>高架作業</w:t>
-            </w:r>
-            <w:r>
-              <w:rPr>
-                <w:rFonts w:eastAsia="標楷體"/>
-                <w:szCs w:val="24"/>
-              </w:rPr>
-              <w:t xml:space="preserve">           3.</w:t>
-            </w:r>
-            <w:r>
-              <w:rPr>
-                <w:rFonts w:eastAsia="標楷體" w:hint="eastAsia"/>
-                <w:szCs w:val="24"/>
-              </w:rPr>
-              <w:t>{#isNo3}</w:t>
-            </w:r>
-            <w:r>
-              <w:rPr>
-                <w:rFonts w:ascii="標楷體" w:eastAsia="標楷體" w:hAnsi="標楷體" w:hint="eastAsia"/>
-                <w:szCs w:val="24"/>
-              </w:rPr>
-              <w:t>■{/isNo3}</w:t>
-            </w:r>
-            <w:r>
-              <w:rPr>
-                <w:rFonts w:eastAsia="標楷體" w:hint="eastAsia"/>
-                <w:szCs w:val="24"/>
-              </w:rPr>
-              <w:t>{^isNo3}</w:t>
-            </w:r>
-            <w:r>
-              <w:rPr>
-                <w:rFonts w:ascii="標楷體" w:eastAsia="標楷體" w:hAnsi="標楷體" w:hint="eastAsia"/>
-                <w:szCs w:val="24"/>
-              </w:rPr>
-              <w:t>□</w:t>
-            </w:r>
-            <w:r>
-              <w:rPr>
-                <w:rFonts w:ascii="標楷體" w:eastAsia="標楷體" w:hAnsi="標楷體" w:hint="eastAsia"/>
-                <w:szCs w:val="24"/>
-              </w:rPr>
-              <w:t>{/isNo3}</w:t>
-            </w:r>
-            <w:r>
-              <w:rPr>
-                <w:rFonts w:eastAsia="標楷體" w:hAnsi="標楷體"/>
-                <w:szCs w:val="24"/>
-              </w:rPr>
-              <w:t>局限空間作業</w:t>
-            </w:r>
+            <w:proofErr w:type="gramEnd"/>
+            <w:r>
+              <w:rPr>
+                <w:rFonts w:ascii="標楷體" w:eastAsia="標楷體" w:hAnsi="標楷體" w:hint="eastAsia"/>
+                <w:szCs w:val="24"/>
+              </w:rPr>
+              <w:t>{/</w:t>
+            </w:r>
+            <w:proofErr w:type="spellStart"/>
+            <w:r>
+              <w:rPr>
+                <w:rFonts w:ascii="標楷體" w:eastAsia="標楷體" w:hAnsi="標楷體" w:hint="eastAsia"/>
+                <w:szCs w:val="24"/>
+              </w:rPr>
+              <w:t>isGeneralWork</w:t>
+            </w:r>
+            <w:proofErr w:type="spellEnd"/>
+            <w:r>
+              <w:rPr>
+                <w:rFonts w:ascii="標楷體" w:eastAsia="標楷體" w:hAnsi="標楷體" w:hint="eastAsia"/>
+                <w:szCs w:val="24"/>
+              </w:rPr>
+              <w:t>}</w:t>
+            </w:r>
+            <w:proofErr w:type="gramStart"/>
+            <w:r>
+              <w:rPr>
+                <w:rFonts w:eastAsia="標楷體"/>
+                <w:szCs w:val="24"/>
+              </w:rPr>
+              <w:t>1.</w:t>
+            </w:r>
+            <w:r>
+              <w:rPr>
+                <w:rFonts w:eastAsia="標楷體"/>
+                <w:szCs w:val="24"/>
+              </w:rPr>
+              <w:t>一般作業</w:t>
+            </w:r>
+            <w:proofErr w:type="gramEnd"/>
           </w:p>
           <w:p>
             <w:pPr>
@@ -1626,36 +1667,86 @@
               <w:rPr>
                 <w:rFonts w:eastAsia="標楷體"/>
                 <w:szCs w:val="24"/>
-                <w:u w:val="single"/>
-              </w:rPr>
-            </w:pPr>
-            <w:r>
-              <w:rPr>
-                <w:rFonts w:eastAsia="標楷體"/>
-                <w:szCs w:val="24"/>
-              </w:rPr>
-              <w:t>4.</w:t>
-            </w:r>
-            <w:r>
-              <w:rPr>
-                <w:rFonts w:eastAsia="標楷體" w:hint="eastAsia"/>
-                <w:szCs w:val="24"/>
-              </w:rPr>
-              <w:t>{#isNo4}</w:t>
-            </w:r>
-            <w:r>
-              <w:rPr>
-                <w:rFonts w:ascii="標楷體" w:eastAsia="標楷體" w:hAnsi="標楷體" w:hint="eastAsia"/>
-                <w:szCs w:val="24"/>
-              </w:rPr>
-              <w:t>■{/isNo4}</w:t>
-            </w:r>
-            <w:r>
-              <w:rPr>
-                <w:rFonts w:eastAsia="標楷體" w:hint="eastAsia"/>
-                <w:szCs w:val="24"/>
-              </w:rPr>
-              <w:t>{^isNo4}</w:t>
+              </w:rPr>
+            </w:pPr>
+            <w:r>
+              <w:rPr>
+                <w:rFonts w:eastAsia="標楷體"/>
+                <w:szCs w:val="24"/>
+              </w:rPr>
+              <w:t>{#</w:t>
+            </w:r>
+            <w:proofErr w:type="gramStart"/>
+            <w:r>
+              <w:rPr>
+                <w:rFonts w:eastAsia="標楷體"/>
+                <w:szCs w:val="24"/>
+              </w:rPr>
+              <w:t>isSpecialWork}</w:t>
+            </w:r>
+            <w:r>
+              <w:rPr>
+                <w:rFonts w:ascii="標楷體" w:eastAsia="標楷體" w:hAnsi="標楷體" w:hint="eastAsia"/>
+                <w:szCs w:val="24"/>
+              </w:rPr>
+              <w:t>■</w:t>
+            </w:r>
+            <w:proofErr w:type="gramEnd"/>
+            <w:r>
+              <w:rPr>
+                <w:rFonts w:ascii="標楷體" w:eastAsia="標楷體" w:hAnsi="標楷體" w:hint="eastAsia"/>
+                <w:szCs w:val="24"/>
+              </w:rPr>
+              <w:t>{/</w:t>
+            </w:r>
+            <w:proofErr w:type="spellStart"/>
+            <w:proofErr w:type="gramStart"/>
+            <w:r>
+              <w:rPr>
+                <w:rFonts w:ascii="標楷體" w:eastAsia="標楷體" w:hAnsi="標楷體" w:hint="eastAsia"/>
+                <w:szCs w:val="24"/>
+              </w:rPr>
+              <w:t>isSpecialWork</w:t>
+            </w:r>
+            <w:proofErr w:type="spellEnd"/>
+            <w:r>
+              <w:rPr>
+                <w:rFonts w:ascii="標楷體" w:eastAsia="標楷體" w:hAnsi="標楷體" w:hint="eastAsia"/>
+                <w:szCs w:val="24"/>
+              </w:rPr>
+              <w:t>}</w:t>
+            </w:r>
+            <w:r>
+              <w:rPr>
+                <w:rFonts w:eastAsia="標楷體"/>
+                <w:szCs w:val="24"/>
+              </w:rPr>
+              <w:t>{</w:t>
+            </w:r>
+            <w:proofErr w:type="gramEnd"/>
+            <w:r>
+              <w:rPr>
+                <w:rFonts w:eastAsia="標楷體"/>
+                <w:szCs w:val="24"/>
+              </w:rPr>
+              <w:t>^</w:t>
+            </w:r>
+            <w:proofErr w:type="spellStart"/>
+            <w:proofErr w:type="gramStart"/>
+            <w:r>
+              <w:rPr>
+                <w:rFonts w:eastAsia="標楷體"/>
+                <w:szCs w:val="24"/>
+              </w:rPr>
+              <w:t>isSpecialWork</w:t>
+            </w:r>
+            <w:proofErr w:type="spellEnd"/>
+            <w:r>
+              <w:rPr>
+                <w:rFonts w:eastAsia="標楷體"/>
+                <w:szCs w:val="24"/>
+              </w:rPr>
+              <w:t>}</w:t>
             </w:r>
             <w:r>
               <w:rPr>
@@ -1664,118 +1755,46 @@
               </w:rPr>
               <w:t>□</w:t>
             </w:r>
-            <w:r>
-              <w:rPr>
-                <w:rFonts w:ascii="標楷體" w:eastAsia="標楷體" w:hAnsi="標楷體" w:hint="eastAsia"/>
-                <w:szCs w:val="24"/>
-              </w:rPr>
-              <w:t>{/isNo4}</w:t>
-            </w:r>
-            <w:r>
-              <w:rPr>
-                <w:rFonts w:eastAsia="標楷體" w:hAnsi="標楷體"/>
-                <w:szCs w:val="24"/>
-              </w:rPr>
-              <w:t>電力作業</w:t>
-            </w:r>
-            <w:r>
-              <w:rPr>
-                <w:rFonts w:eastAsia="標楷體"/>
-                <w:szCs w:val="24"/>
-              </w:rPr>
-              <w:t xml:space="preserve">             5.</w:t>
-            </w:r>
-            <w:r>
-              <w:rPr>
-                <w:rFonts w:eastAsia="標楷體" w:hint="eastAsia"/>
-                <w:szCs w:val="24"/>
-              </w:rPr>
-              <w:t>{#isNo5}</w:t>
-            </w:r>
-            <w:r>
-              <w:rPr>
-                <w:rFonts w:ascii="標楷體" w:eastAsia="標楷體" w:hAnsi="標楷體" w:hint="eastAsia"/>
-                <w:szCs w:val="24"/>
-              </w:rPr>
-              <w:t>■{/isNo5}</w:t>
-            </w:r>
-            <w:r>
-              <w:rPr>
-                <w:rFonts w:eastAsia="標楷體" w:hint="eastAsia"/>
-                <w:szCs w:val="24"/>
-              </w:rPr>
-              <w:t>{^isNo5}</w:t>
-            </w:r>
-            <w:r>
-              <w:rPr>
-                <w:rFonts w:ascii="標楷體" w:eastAsia="標楷體" w:hAnsi="標楷體" w:hint="eastAsia"/>
-                <w:szCs w:val="24"/>
-              </w:rPr>
-              <w:t>□</w:t>
-            </w:r>
-            <w:r>
-              <w:rPr>
-                <w:rFonts w:ascii="標楷體" w:eastAsia="標楷體" w:hAnsi="標楷體" w:hint="eastAsia"/>
-                <w:szCs w:val="24"/>
-              </w:rPr>
-              <w:t>{/isNo5}</w:t>
-            </w:r>
-            <w:r>
-              <w:rPr>
-                <w:rFonts w:eastAsia="標楷體" w:hAnsi="標楷體"/>
-                <w:szCs w:val="24"/>
-              </w:rPr>
-              <w:t>吊籠作業</w:t>
-            </w:r>
-            <w:r>
-              <w:rPr>
-                <w:rFonts w:eastAsia="標楷體"/>
-                <w:szCs w:val="24"/>
-              </w:rPr>
-              <w:t xml:space="preserve">           6.</w:t>
-            </w:r>
-            <w:r>
-              <w:rPr>
-                <w:rFonts w:eastAsia="標楷體" w:hint="eastAsia"/>
-                <w:szCs w:val="24"/>
-              </w:rPr>
-              <w:t>{#isNo6}</w:t>
-            </w:r>
-            <w:r>
-              <w:rPr>
-                <w:rFonts w:ascii="標楷體" w:eastAsia="標楷體" w:hAnsi="標楷體" w:hint="eastAsia"/>
-                <w:szCs w:val="24"/>
-              </w:rPr>
-              <w:t>■{/isNo6}</w:t>
-            </w:r>
-            <w:r>
-              <w:rPr>
-                <w:rFonts w:eastAsia="標楷體" w:hint="eastAsia"/>
-                <w:szCs w:val="24"/>
-              </w:rPr>
-              <w:t>{^isNo6}</w:t>
-            </w:r>
-            <w:r>
-              <w:rPr>
-                <w:rFonts w:ascii="標楷體" w:eastAsia="標楷體" w:hAnsi="標楷體" w:hint="eastAsia"/>
-                <w:szCs w:val="24"/>
-              </w:rPr>
-              <w:t>□</w:t>
-            </w:r>
-            <w:r>
-              <w:rPr>
-                <w:rFonts w:ascii="標楷體" w:eastAsia="標楷體" w:hAnsi="標楷體" w:hint="eastAsia"/>
-                <w:szCs w:val="24"/>
-              </w:rPr>
-              <w:t>{/isNo6}</w:t>
-            </w:r>
-            <w:r>
-              <w:rPr>
-                <w:rFonts w:eastAsia="標楷體" w:hAnsi="標楷體"/>
-                <w:szCs w:val="24"/>
-              </w:rPr>
-              <w:t>起重吊掛作業</w:t>
-            </w:r>
+            <w:proofErr w:type="gramEnd"/>
+            <w:r>
+              <w:rPr>
+                <w:rFonts w:ascii="標楷體" w:eastAsia="標楷體" w:hAnsi="標楷體" w:hint="eastAsia"/>
+                <w:szCs w:val="24"/>
+              </w:rPr>
+              <w:t>{/</w:t>
+            </w:r>
+            <w:proofErr w:type="spellStart"/>
+            <w:r>
+              <w:rPr>
+                <w:rFonts w:ascii="標楷體" w:eastAsia="標楷體" w:hAnsi="標楷體" w:hint="eastAsia"/>
+                <w:szCs w:val="24"/>
+              </w:rPr>
+              <w:t>isSpecialWork</w:t>
+            </w:r>
+            <w:proofErr w:type="spellEnd"/>
+            <w:r>
+              <w:rPr>
+                <w:rFonts w:ascii="標楷體" w:eastAsia="標楷體" w:hAnsi="標楷體" w:hint="eastAsia"/>
+                <w:szCs w:val="24"/>
+              </w:rPr>
+              <w:t>}</w:t>
+            </w:r>
+            <w:proofErr w:type="gramStart"/>
+            <w:r>
+              <w:rPr>
+                <w:rFonts w:eastAsia="標楷體"/>
+                <w:szCs w:val="24"/>
+              </w:rPr>
+              <w:t>2.</w:t>
+            </w:r>
+            <w:r>
+              <w:rPr>
+                <w:rFonts w:eastAsia="標楷體"/>
+                <w:szCs w:val="24"/>
+              </w:rPr>
+              <w:t>特殊作業</w:t>
+            </w:r>
+            <w:proofErr w:type="gramEnd"/>
           </w:p>
           <w:p>
             <w:pPr>
@@ -1791,28 +1810,91 @@
                 <w:rFonts w:eastAsia="標楷體"/>
                 <w:szCs w:val="24"/>
               </w:rPr>
-              <w:t>7.</w:t>
-            </w:r>
-            <w:r>
-              <w:rPr>
-                <w:rFonts w:eastAsia="標楷體" w:hint="eastAsia"/>
-                <w:szCs w:val="24"/>
-              </w:rPr>
-              <w:t xml:space="preserve"> {#isNo7}</w:t>
-            </w:r>
-            <w:r>
-              <w:rPr>
-                <w:rFonts w:ascii="標楷體" w:eastAsia="標楷體" w:hAnsi="標楷體" w:hint="eastAsia"/>
-                <w:szCs w:val="24"/>
-              </w:rPr>
-              <w:t>■{/isNo7}</w:t>
-            </w:r>
-            <w:r>
-              <w:rPr>
-                <w:rFonts w:eastAsia="標楷體" w:hint="eastAsia"/>
-                <w:szCs w:val="24"/>
-              </w:rPr>
-              <w:t>{^isNo7}</w:t>
+              <w:t>(1</w:t>
+            </w:r>
+            <w:proofErr w:type="gramStart"/>
+            <w:r>
+              <w:rPr>
+                <w:rFonts w:eastAsia="標楷體"/>
+                <w:szCs w:val="24"/>
+              </w:rPr>
+              <w:t>)</w:t>
+            </w:r>
+            <w:r>
+              <w:rPr>
+                <w:rFonts w:eastAsia="標楷體"/>
+                <w:szCs w:val="24"/>
+              </w:rPr>
+              <w:t>.</w:t>
+            </w:r>
+            <w:r>
+              <w:rPr>
+                <w:rFonts w:eastAsia="標楷體" w:hint="eastAsia"/>
+                <w:szCs w:val="24"/>
+              </w:rPr>
+              <w:t>{</w:t>
+            </w:r>
+            <w:proofErr w:type="gramEnd"/>
+            <w:r>
+              <w:rPr>
+                <w:rFonts w:eastAsia="標楷體" w:hint="eastAsia"/>
+                <w:szCs w:val="24"/>
+              </w:rPr>
+              <w:t>#isNo</w:t>
+            </w:r>
+            <w:proofErr w:type="gramStart"/>
+            <w:r>
+              <w:rPr>
+                <w:rFonts w:eastAsia="標楷體" w:hint="eastAsia"/>
+                <w:szCs w:val="24"/>
+              </w:rPr>
+              <w:t>1}</w:t>
+            </w:r>
+            <w:r>
+              <w:rPr>
+                <w:rFonts w:ascii="標楷體" w:eastAsia="標楷體" w:hAnsi="標楷體" w:hint="eastAsia"/>
+                <w:szCs w:val="24"/>
+              </w:rPr>
+              <w:t>■</w:t>
+            </w:r>
+            <w:proofErr w:type="gramEnd"/>
+            <w:r>
+              <w:rPr>
+                <w:rFonts w:ascii="標楷體" w:eastAsia="標楷體" w:hAnsi="標楷體" w:hint="eastAsia"/>
+                <w:szCs w:val="24"/>
+              </w:rPr>
+              <w:t>{/isNo</w:t>
+            </w:r>
+            <w:proofErr w:type="gramStart"/>
+            <w:r>
+              <w:rPr>
+                <w:rFonts w:ascii="標楷體" w:eastAsia="標楷體" w:hAnsi="標楷體" w:hint="eastAsia"/>
+                <w:szCs w:val="24"/>
+              </w:rPr>
+              <w:t>1}</w:t>
+            </w:r>
+            <w:r>
+              <w:rPr>
+                <w:rFonts w:eastAsia="標楷體" w:hint="eastAsia"/>
+                <w:szCs w:val="24"/>
+              </w:rPr>
+              <w:t>{</w:t>
+            </w:r>
+            <w:proofErr w:type="gramEnd"/>
+            <w:r>
+              <w:rPr>
+                <w:rFonts w:eastAsia="標楷體" w:hint="eastAsia"/>
+                <w:szCs w:val="24"/>
+              </w:rPr>
+              <w:t>^isNo</w:t>
+            </w:r>
+            <w:proofErr w:type="gramStart"/>
+            <w:r>
+              <w:rPr>
+                <w:rFonts w:eastAsia="標楷體" w:hint="eastAsia"/>
+                <w:szCs w:val="24"/>
+              </w:rPr>
+              <w:t>1}</w:t>
             </w:r>
             <w:r>
               <w:rPr>
@@ -1821,47 +1903,136 @@
               </w:rPr>
               <w:t>□</w:t>
             </w:r>
-            <w:r>
-              <w:rPr>
-                <w:rFonts w:ascii="標楷體" w:eastAsia="標楷體" w:hAnsi="標楷體" w:hint="eastAsia"/>
-                <w:szCs w:val="24"/>
-              </w:rPr>
-              <w:t>{/isNo7}</w:t>
-            </w:r>
-            <w:r>
-              <w:rPr>
-                <w:rFonts w:eastAsia="標楷體" w:hAnsi="標楷體"/>
-                <w:szCs w:val="24"/>
-              </w:rPr>
-              <w:t>施工架組裝作業</w:t>
-            </w:r>
-            <w:r>
-              <w:rPr>
-                <w:rFonts w:eastAsia="標楷體"/>
-                <w:szCs w:val="24"/>
-              </w:rPr>
-              <w:t xml:space="preserve">       8.</w:t>
-            </w:r>
-            <w:r>
-              <w:rPr>
-                <w:rFonts w:eastAsia="標楷體" w:hint="eastAsia"/>
-                <w:szCs w:val="24"/>
-              </w:rPr>
-              <w:t>{#isNo8}</w:t>
-            </w:r>
-            <w:r>
-              <w:rPr>
-                <w:rFonts w:ascii="標楷體" w:eastAsia="標楷體" w:hAnsi="標楷體" w:hint="eastAsia"/>
-                <w:szCs w:val="24"/>
-              </w:rPr>
-              <w:t>■{/isNo8}</w:t>
-            </w:r>
-            <w:r>
-              <w:rPr>
-                <w:rFonts w:eastAsia="標楷體" w:hint="eastAsia"/>
-                <w:szCs w:val="24"/>
-              </w:rPr>
-              <w:t>{^isNo8}</w:t>
+            <w:proofErr w:type="gramEnd"/>
+            <w:r>
+              <w:rPr>
+                <w:rFonts w:ascii="標楷體" w:eastAsia="標楷體" w:hAnsi="標楷體" w:hint="eastAsia"/>
+                <w:szCs w:val="24"/>
+              </w:rPr>
+              <w:t>{/isNo</w:t>
+            </w:r>
+            <w:proofErr w:type="gramStart"/>
+            <w:r>
+              <w:rPr>
+                <w:rFonts w:ascii="標楷體" w:eastAsia="標楷體" w:hAnsi="標楷體" w:hint="eastAsia"/>
+                <w:szCs w:val="24"/>
+              </w:rPr>
+              <w:t>1}</w:t>
+            </w:r>
+            <w:r>
+              <w:rPr>
+                <w:rFonts w:eastAsia="標楷體" w:hAnsi="標楷體"/>
+                <w:szCs w:val="24"/>
+              </w:rPr>
+              <w:t>動火作業</w:t>
+            </w:r>
+            <w:proofErr w:type="gramEnd"/>
+            <w:r>
+              <w:rPr>
+                <w:rFonts w:eastAsia="標楷體"/>
+                <w:szCs w:val="24"/>
+              </w:rPr>
+              <w:t xml:space="preserve">          </w:t>
+            </w:r>
+            <w:proofErr w:type="gramStart"/>
+            <w:r>
+              <w:rPr>
+                <w:rFonts w:eastAsia="標楷體"/>
+                <w:szCs w:val="24"/>
+              </w:rPr>
+              <w:t xml:space="preserve">   (</w:t>
+            </w:r>
+            <w:proofErr w:type="gramEnd"/>
+            <w:r>
+              <w:rPr>
+                <w:rFonts w:eastAsia="標楷體"/>
+                <w:szCs w:val="24"/>
+              </w:rPr>
+              <w:t>2</w:t>
+            </w:r>
+            <w:proofErr w:type="gramStart"/>
+            <w:r>
+              <w:rPr>
+                <w:rFonts w:eastAsia="標楷體"/>
+                <w:szCs w:val="24"/>
+              </w:rPr>
+              <w:t>)</w:t>
+            </w:r>
+            <w:r>
+              <w:rPr>
+                <w:rFonts w:eastAsia="標楷體"/>
+                <w:szCs w:val="24"/>
+              </w:rPr>
+              <w:t>.</w:t>
+            </w:r>
+            <w:r>
+              <w:rPr>
+                <w:rFonts w:eastAsia="標楷體" w:hint="eastAsia"/>
+                <w:szCs w:val="24"/>
+              </w:rPr>
+              <w:t>{</w:t>
+            </w:r>
+            <w:proofErr w:type="gramEnd"/>
+            <w:r>
+              <w:rPr>
+                <w:rFonts w:eastAsia="標楷體" w:hint="eastAsia"/>
+                <w:szCs w:val="24"/>
+              </w:rPr>
+              <w:t>#isNo</w:t>
+            </w:r>
+            <w:proofErr w:type="gramStart"/>
+            <w:r>
+              <w:rPr>
+                <w:rFonts w:eastAsia="標楷體" w:hint="eastAsia"/>
+                <w:szCs w:val="24"/>
+              </w:rPr>
+              <w:t>2}</w:t>
+            </w:r>
+            <w:r>
+              <w:rPr>
+                <w:rFonts w:ascii="標楷體" w:eastAsia="標楷體" w:hAnsi="標楷體" w:hint="eastAsia"/>
+                <w:szCs w:val="24"/>
+              </w:rPr>
+              <w:t>■</w:t>
+            </w:r>
+            <w:proofErr w:type="gramEnd"/>
+            <w:r>
+              <w:rPr>
+                <w:rFonts w:ascii="標楷體" w:eastAsia="標楷體" w:hAnsi="標楷體" w:hint="eastAsia"/>
+                <w:szCs w:val="24"/>
+              </w:rPr>
+              <w:t>{/isNo</w:t>
+            </w:r>
+            <w:proofErr w:type="gramStart"/>
+            <w:r>
+              <w:rPr>
+                <w:rFonts w:ascii="標楷體" w:eastAsia="標楷體" w:hAnsi="標楷體" w:hint="eastAsia"/>
+                <w:szCs w:val="24"/>
+              </w:rPr>
+              <w:t>2}</w:t>
+            </w:r>
+            <w:r>
+              <w:rPr>
+                <w:rFonts w:eastAsia="標楷體" w:hint="eastAsia"/>
+                <w:szCs w:val="24"/>
+              </w:rPr>
+              <w:t>{</w:t>
+            </w:r>
+            <w:proofErr w:type="gramEnd"/>
+            <w:r>
+              <w:rPr>
+                <w:rFonts w:eastAsia="標楷體" w:hint="eastAsia"/>
+                <w:szCs w:val="24"/>
+              </w:rPr>
+              <w:t>^isNo</w:t>
+            </w:r>
+            <w:proofErr w:type="gramStart"/>
+            <w:r>
+              <w:rPr>
+                <w:rFonts w:eastAsia="標楷體" w:hint="eastAsia"/>
+                <w:szCs w:val="24"/>
+              </w:rPr>
+              <w:t>2}</w:t>
             </w:r>
             <w:r>
               <w:rPr>
@@ -1870,47 +2041,129 @@
               </w:rPr>
               <w:t>□</w:t>
             </w:r>
-            <w:r>
-              <w:rPr>
-                <w:rFonts w:ascii="標楷體" w:eastAsia="標楷體" w:hAnsi="標楷體" w:hint="eastAsia"/>
-                <w:szCs w:val="24"/>
-              </w:rPr>
-              <w:t>{/isNo8}</w:t>
-            </w:r>
-            <w:r>
-              <w:rPr>
-                <w:rFonts w:eastAsia="標楷體" w:hAnsi="標楷體"/>
-                <w:szCs w:val="24"/>
-              </w:rPr>
-              <w:t>管線拆離作業</w:t>
-            </w:r>
-            <w:r>
-              <w:rPr>
-                <w:rFonts w:eastAsia="標楷體"/>
-                <w:szCs w:val="24"/>
-              </w:rPr>
-              <w:t xml:space="preserve">       9.</w:t>
-            </w:r>
-            <w:r>
-              <w:rPr>
-                <w:rFonts w:eastAsia="標楷體" w:hint="eastAsia"/>
-                <w:szCs w:val="24"/>
-              </w:rPr>
-              <w:t>{#isNo9}</w:t>
-            </w:r>
-            <w:r>
-              <w:rPr>
-                <w:rFonts w:ascii="標楷體" w:eastAsia="標楷體" w:hAnsi="標楷體" w:hint="eastAsia"/>
-                <w:szCs w:val="24"/>
-              </w:rPr>
-              <w:t>■{/isNo9}</w:t>
-            </w:r>
-            <w:r>
-              <w:rPr>
-                <w:rFonts w:eastAsia="標楷體" w:hint="eastAsia"/>
-                <w:szCs w:val="24"/>
-              </w:rPr>
-              <w:t>{^isNo9}</w:t>
+            <w:proofErr w:type="gramEnd"/>
+            <w:r>
+              <w:rPr>
+                <w:rFonts w:ascii="標楷體" w:eastAsia="標楷體" w:hAnsi="標楷體" w:hint="eastAsia"/>
+                <w:szCs w:val="24"/>
+              </w:rPr>
+              <w:t>{/isNo</w:t>
+            </w:r>
+            <w:proofErr w:type="gramStart"/>
+            <w:r>
+              <w:rPr>
+                <w:rFonts w:ascii="標楷體" w:eastAsia="標楷體" w:hAnsi="標楷體" w:hint="eastAsia"/>
+                <w:szCs w:val="24"/>
+              </w:rPr>
+              <w:t>2}</w:t>
+            </w:r>
+            <w:r>
+              <w:rPr>
+                <w:rFonts w:eastAsia="標楷體" w:hAnsi="標楷體"/>
+                <w:szCs w:val="24"/>
+              </w:rPr>
+              <w:t>高架作業</w:t>
+            </w:r>
+            <w:proofErr w:type="gramEnd"/>
+            <w:r>
+              <w:rPr>
+                <w:rFonts w:eastAsia="標楷體"/>
+                <w:szCs w:val="24"/>
+              </w:rPr>
+              <w:t xml:space="preserve">        </w:t>
+            </w:r>
+            <w:proofErr w:type="gramStart"/>
+            <w:r>
+              <w:rPr>
+                <w:rFonts w:eastAsia="標楷體"/>
+                <w:szCs w:val="24"/>
+              </w:rPr>
+              <w:t xml:space="preserve">   (</w:t>
+            </w:r>
+            <w:proofErr w:type="gramEnd"/>
+            <w:r>
+              <w:rPr>
+                <w:rFonts w:eastAsia="標楷體"/>
+                <w:szCs w:val="24"/>
+              </w:rPr>
+              <w:t>3</w:t>
+            </w:r>
+            <w:proofErr w:type="gramStart"/>
+            <w:r>
+              <w:rPr>
+                <w:rFonts w:eastAsia="標楷體"/>
+                <w:szCs w:val="24"/>
+              </w:rPr>
+              <w:t>).</w:t>
+            </w:r>
+            <w:r>
+              <w:rPr>
+                <w:rFonts w:eastAsia="標楷體" w:hint="eastAsia"/>
+                <w:szCs w:val="24"/>
+              </w:rPr>
+              <w:t>{</w:t>
+            </w:r>
+            <w:proofErr w:type="gramEnd"/>
+            <w:r>
+              <w:rPr>
+                <w:rFonts w:eastAsia="標楷體" w:hint="eastAsia"/>
+                <w:szCs w:val="24"/>
+              </w:rPr>
+              <w:t>#isNo</w:t>
+            </w:r>
+            <w:proofErr w:type="gramStart"/>
+            <w:r>
+              <w:rPr>
+                <w:rFonts w:eastAsia="標楷體" w:hint="eastAsia"/>
+                <w:szCs w:val="24"/>
+              </w:rPr>
+              <w:t>3}</w:t>
+            </w:r>
+            <w:r>
+              <w:rPr>
+                <w:rFonts w:ascii="標楷體" w:eastAsia="標楷體" w:hAnsi="標楷體" w:hint="eastAsia"/>
+                <w:szCs w:val="24"/>
+              </w:rPr>
+              <w:t>■</w:t>
+            </w:r>
+            <w:proofErr w:type="gramEnd"/>
+            <w:r>
+              <w:rPr>
+                <w:rFonts w:ascii="標楷體" w:eastAsia="標楷體" w:hAnsi="標楷體" w:hint="eastAsia"/>
+                <w:szCs w:val="24"/>
+              </w:rPr>
+              <w:t>{/isNo</w:t>
+            </w:r>
+            <w:proofErr w:type="gramStart"/>
+            <w:r>
+              <w:rPr>
+                <w:rFonts w:ascii="標楷體" w:eastAsia="標楷體" w:hAnsi="標楷體" w:hint="eastAsia"/>
+                <w:szCs w:val="24"/>
+              </w:rPr>
+              <w:t>3}</w:t>
+            </w:r>
+            <w:r>
+              <w:rPr>
+                <w:rFonts w:eastAsia="標楷體" w:hint="eastAsia"/>
+                <w:szCs w:val="24"/>
+              </w:rPr>
+              <w:t>{</w:t>
+            </w:r>
+            <w:proofErr w:type="gramEnd"/>
+            <w:r>
+              <w:rPr>
+                <w:rFonts w:eastAsia="標楷體" w:hint="eastAsia"/>
+                <w:szCs w:val="24"/>
+              </w:rPr>
+              <w:t>^isNo</w:t>
+            </w:r>
+            <w:proofErr w:type="gramStart"/>
+            <w:r>
+              <w:rPr>
+                <w:rFonts w:eastAsia="標楷體" w:hint="eastAsia"/>
+                <w:szCs w:val="24"/>
+              </w:rPr>
+              <w:t>3}</w:t>
             </w:r>
             <w:r>
               <w:rPr>
@@ -1919,20 +2172,30 @@
               </w:rPr>
               <w:t>□</w:t>
             </w:r>
-            <w:r>
-              <w:rPr>
-                <w:rFonts w:ascii="標楷體" w:eastAsia="標楷體" w:hAnsi="標楷體" w:hint="eastAsia"/>
-                <w:szCs w:val="24"/>
-              </w:rPr>
-              <w:t>{/isNo9}</w:t>
-            </w:r>
-            <w:r>
-              <w:rPr>
-                <w:rFonts w:eastAsia="標楷體" w:hAnsi="標楷體"/>
-                <w:szCs w:val="24"/>
-              </w:rPr>
-              <w:t>開口作業</w:t>
-            </w:r>
+            <w:proofErr w:type="gramEnd"/>
+            <w:r>
+              <w:rPr>
+                <w:rFonts w:ascii="標楷體" w:eastAsia="標楷體" w:hAnsi="標楷體" w:hint="eastAsia"/>
+                <w:szCs w:val="24"/>
+              </w:rPr>
+              <w:t>{/isNo</w:t>
+            </w:r>
+            <w:proofErr w:type="gramStart"/>
+            <w:r>
+              <w:rPr>
+                <w:rFonts w:ascii="標楷體" w:eastAsia="標楷體" w:hAnsi="標楷體" w:hint="eastAsia"/>
+                <w:szCs w:val="24"/>
+              </w:rPr>
+              <w:t>3}</w:t>
+            </w:r>
+            <w:r>
+              <w:rPr>
+                <w:rFonts w:eastAsia="標楷體" w:hAnsi="標楷體"/>
+                <w:szCs w:val="24"/>
+              </w:rPr>
+              <w:t>局限空間作業</w:t>
+            </w:r>
+            <w:proofErr w:type="gramEnd"/>
           </w:p>
           <w:p>
             <w:pPr>
@@ -1940,6 +2203,765 @@
               <w:ind w:firstLineChars="200" w:firstLine="480"/>
               <w:rPr>
                 <w:rFonts w:eastAsia="標楷體"/>
+                <w:szCs w:val="24"/>
+                <w:u w:val="single"/>
+              </w:rPr>
+            </w:pPr>
+            <w:r>
+              <w:rPr>
+                <w:rFonts w:eastAsia="標楷體"/>
+                <w:szCs w:val="24"/>
+              </w:rPr>
+              <w:t>(4</w:t>
+            </w:r>
+            <w:proofErr w:type="gramStart"/>
+            <w:r>
+              <w:rPr>
+                <w:rFonts w:eastAsia="標楷體"/>
+                <w:szCs w:val="24"/>
+              </w:rPr>
+              <w:t>).</w:t>
+            </w:r>
+            <w:r>
+              <w:rPr>
+                <w:rFonts w:eastAsia="標楷體" w:hint="eastAsia"/>
+                <w:szCs w:val="24"/>
+              </w:rPr>
+              <w:t>{</w:t>
+            </w:r>
+            <w:proofErr w:type="gramEnd"/>
+            <w:r>
+              <w:rPr>
+                <w:rFonts w:eastAsia="標楷體" w:hint="eastAsia"/>
+                <w:szCs w:val="24"/>
+              </w:rPr>
+              <w:t>#isNo</w:t>
+            </w:r>
+            <w:proofErr w:type="gramStart"/>
+            <w:r>
+              <w:rPr>
+                <w:rFonts w:eastAsia="標楷體" w:hint="eastAsia"/>
+                <w:szCs w:val="24"/>
+              </w:rPr>
+              <w:t>4}</w:t>
+            </w:r>
+            <w:r>
+              <w:rPr>
+                <w:rFonts w:ascii="標楷體" w:eastAsia="標楷體" w:hAnsi="標楷體" w:hint="eastAsia"/>
+                <w:szCs w:val="24"/>
+              </w:rPr>
+              <w:t>■</w:t>
+            </w:r>
+            <w:proofErr w:type="gramEnd"/>
+            <w:r>
+              <w:rPr>
+                <w:rFonts w:ascii="標楷體" w:eastAsia="標楷體" w:hAnsi="標楷體" w:hint="eastAsia"/>
+                <w:szCs w:val="24"/>
+              </w:rPr>
+              <w:t>{/isNo</w:t>
+            </w:r>
+            <w:proofErr w:type="gramStart"/>
+            <w:r>
+              <w:rPr>
+                <w:rFonts w:ascii="標楷體" w:eastAsia="標楷體" w:hAnsi="標楷體" w:hint="eastAsia"/>
+                <w:szCs w:val="24"/>
+              </w:rPr>
+              <w:t>4}</w:t>
+            </w:r>
+            <w:r>
+              <w:rPr>
+                <w:rFonts w:eastAsia="標楷體" w:hint="eastAsia"/>
+                <w:szCs w:val="24"/>
+              </w:rPr>
+              <w:t>{</w:t>
+            </w:r>
+            <w:proofErr w:type="gramEnd"/>
+            <w:r>
+              <w:rPr>
+                <w:rFonts w:eastAsia="標楷體" w:hint="eastAsia"/>
+                <w:szCs w:val="24"/>
+              </w:rPr>
+              <w:t>^isNo</w:t>
+            </w:r>
+            <w:proofErr w:type="gramStart"/>
+            <w:r>
+              <w:rPr>
+                <w:rFonts w:eastAsia="標楷體" w:hint="eastAsia"/>
+                <w:szCs w:val="24"/>
+              </w:rPr>
+              <w:t>4}</w:t>
+            </w:r>
+            <w:r>
+              <w:rPr>
+                <w:rFonts w:ascii="標楷體" w:eastAsia="標楷體" w:hAnsi="標楷體" w:hint="eastAsia"/>
+                <w:szCs w:val="24"/>
+              </w:rPr>
+              <w:t>□</w:t>
+            </w:r>
+            <w:proofErr w:type="gramEnd"/>
+            <w:r>
+              <w:rPr>
+                <w:rFonts w:ascii="標楷體" w:eastAsia="標楷體" w:hAnsi="標楷體" w:hint="eastAsia"/>
+                <w:szCs w:val="24"/>
+              </w:rPr>
+              <w:t>{/isNo</w:t>
+            </w:r>
+            <w:proofErr w:type="gramStart"/>
+            <w:r>
+              <w:rPr>
+                <w:rFonts w:ascii="標楷體" w:eastAsia="標楷體" w:hAnsi="標楷體" w:hint="eastAsia"/>
+                <w:szCs w:val="24"/>
+              </w:rPr>
+              <w:t>4}</w:t>
+            </w:r>
+            <w:r>
+              <w:rPr>
+                <w:rFonts w:eastAsia="標楷體" w:hAnsi="標楷體"/>
+                <w:szCs w:val="24"/>
+              </w:rPr>
+              <w:t>電力作業</w:t>
+            </w:r>
+            <w:proofErr w:type="gramEnd"/>
+            <w:r>
+              <w:rPr>
+                <w:rFonts w:eastAsia="標楷體"/>
+                <w:szCs w:val="24"/>
+              </w:rPr>
+              <w:t xml:space="preserve">          </w:t>
+            </w:r>
+            <w:proofErr w:type="gramStart"/>
+            <w:r>
+              <w:rPr>
+                <w:rFonts w:eastAsia="標楷體"/>
+                <w:szCs w:val="24"/>
+              </w:rPr>
+              <w:t xml:space="preserve">   (</w:t>
+            </w:r>
+            <w:proofErr w:type="gramEnd"/>
+            <w:r>
+              <w:rPr>
+                <w:rFonts w:eastAsia="標楷體"/>
+                <w:szCs w:val="24"/>
+              </w:rPr>
+              <w:t>5</w:t>
+            </w:r>
+            <w:proofErr w:type="gramStart"/>
+            <w:r>
+              <w:rPr>
+                <w:rFonts w:eastAsia="標楷體"/>
+                <w:szCs w:val="24"/>
+              </w:rPr>
+              <w:t>).</w:t>
+            </w:r>
+            <w:r>
+              <w:rPr>
+                <w:rFonts w:eastAsia="標楷體" w:hint="eastAsia"/>
+                <w:szCs w:val="24"/>
+              </w:rPr>
+              <w:t>{</w:t>
+            </w:r>
+            <w:proofErr w:type="gramEnd"/>
+            <w:r>
+              <w:rPr>
+                <w:rFonts w:eastAsia="標楷體" w:hint="eastAsia"/>
+                <w:szCs w:val="24"/>
+              </w:rPr>
+              <w:t>#isNo</w:t>
+            </w:r>
+            <w:proofErr w:type="gramStart"/>
+            <w:r>
+              <w:rPr>
+                <w:rFonts w:eastAsia="標楷體" w:hint="eastAsia"/>
+                <w:szCs w:val="24"/>
+              </w:rPr>
+              <w:t>5}</w:t>
+            </w:r>
+            <w:r>
+              <w:rPr>
+                <w:rFonts w:ascii="標楷體" w:eastAsia="標楷體" w:hAnsi="標楷體" w:hint="eastAsia"/>
+                <w:szCs w:val="24"/>
+              </w:rPr>
+              <w:t>■</w:t>
+            </w:r>
+            <w:proofErr w:type="gramEnd"/>
+            <w:r>
+              <w:rPr>
+                <w:rFonts w:ascii="標楷體" w:eastAsia="標楷體" w:hAnsi="標楷體" w:hint="eastAsia"/>
+                <w:szCs w:val="24"/>
+              </w:rPr>
+              <w:t>{/isNo</w:t>
+            </w:r>
+            <w:proofErr w:type="gramStart"/>
+            <w:r>
+              <w:rPr>
+                <w:rFonts w:ascii="標楷體" w:eastAsia="標楷體" w:hAnsi="標楷體" w:hint="eastAsia"/>
+                <w:szCs w:val="24"/>
+              </w:rPr>
+              <w:t>5}</w:t>
+            </w:r>
+            <w:r>
+              <w:rPr>
+                <w:rFonts w:eastAsia="標楷體" w:hint="eastAsia"/>
+                <w:szCs w:val="24"/>
+              </w:rPr>
+              <w:t>{</w:t>
+            </w:r>
+            <w:proofErr w:type="gramEnd"/>
+            <w:r>
+              <w:rPr>
+                <w:rFonts w:eastAsia="標楷體" w:hint="eastAsia"/>
+                <w:szCs w:val="24"/>
+              </w:rPr>
+              <w:t>^isNo</w:t>
+            </w:r>
+            <w:proofErr w:type="gramStart"/>
+            <w:r>
+              <w:rPr>
+                <w:rFonts w:eastAsia="標楷體" w:hint="eastAsia"/>
+                <w:szCs w:val="24"/>
+              </w:rPr>
+              <w:t>5}</w:t>
+            </w:r>
+            <w:r>
+              <w:rPr>
+                <w:rFonts w:ascii="標楷體" w:eastAsia="標楷體" w:hAnsi="標楷體" w:hint="eastAsia"/>
+                <w:szCs w:val="24"/>
+              </w:rPr>
+              <w:t>□</w:t>
+            </w:r>
+            <w:proofErr w:type="gramEnd"/>
+            <w:r>
+              <w:rPr>
+                <w:rFonts w:ascii="標楷體" w:eastAsia="標楷體" w:hAnsi="標楷體" w:hint="eastAsia"/>
+                <w:szCs w:val="24"/>
+              </w:rPr>
+              <w:t>{/isNo</w:t>
+            </w:r>
+            <w:proofErr w:type="gramStart"/>
+            <w:r>
+              <w:rPr>
+                <w:rFonts w:ascii="標楷體" w:eastAsia="標楷體" w:hAnsi="標楷體" w:hint="eastAsia"/>
+                <w:szCs w:val="24"/>
+              </w:rPr>
+              <w:t>5}</w:t>
+            </w:r>
+            <w:r>
+              <w:rPr>
+                <w:rFonts w:eastAsia="標楷體" w:hAnsi="標楷體"/>
+                <w:szCs w:val="24"/>
+              </w:rPr>
+              <w:t>吊籠作業</w:t>
+            </w:r>
+            <w:proofErr w:type="gramEnd"/>
+            <w:r>
+              <w:rPr>
+                <w:rFonts w:eastAsia="標楷體"/>
+                <w:szCs w:val="24"/>
+              </w:rPr>
+              <w:t xml:space="preserve">        </w:t>
+            </w:r>
+            <w:proofErr w:type="gramStart"/>
+            <w:r>
+              <w:rPr>
+                <w:rFonts w:eastAsia="標楷體"/>
+                <w:szCs w:val="24"/>
+              </w:rPr>
+              <w:t xml:space="preserve">   (</w:t>
+            </w:r>
+            <w:proofErr w:type="gramEnd"/>
+            <w:r>
+              <w:rPr>
+                <w:rFonts w:eastAsia="標楷體"/>
+                <w:szCs w:val="24"/>
+              </w:rPr>
+              <w:t>6</w:t>
+            </w:r>
+            <w:proofErr w:type="gramStart"/>
+            <w:r>
+              <w:rPr>
+                <w:rFonts w:eastAsia="標楷體"/>
+                <w:szCs w:val="24"/>
+              </w:rPr>
+              <w:t>).</w:t>
+            </w:r>
+            <w:r>
+              <w:rPr>
+                <w:rFonts w:eastAsia="標楷體" w:hint="eastAsia"/>
+                <w:szCs w:val="24"/>
+              </w:rPr>
+              <w:t>{</w:t>
+            </w:r>
+            <w:proofErr w:type="gramEnd"/>
+            <w:r>
+              <w:rPr>
+                <w:rFonts w:eastAsia="標楷體" w:hint="eastAsia"/>
+                <w:szCs w:val="24"/>
+              </w:rPr>
+              <w:t>#isNo</w:t>
+            </w:r>
+            <w:proofErr w:type="gramStart"/>
+            <w:r>
+              <w:rPr>
+                <w:rFonts w:eastAsia="標楷體" w:hint="eastAsia"/>
+                <w:szCs w:val="24"/>
+              </w:rPr>
+              <w:t>6}</w:t>
+            </w:r>
+            <w:r>
+              <w:rPr>
+                <w:rFonts w:ascii="標楷體" w:eastAsia="標楷體" w:hAnsi="標楷體" w:hint="eastAsia"/>
+                <w:szCs w:val="24"/>
+              </w:rPr>
+              <w:t>■</w:t>
+            </w:r>
+            <w:proofErr w:type="gramEnd"/>
+            <w:r>
+              <w:rPr>
+                <w:rFonts w:ascii="標楷體" w:eastAsia="標楷體" w:hAnsi="標楷體" w:hint="eastAsia"/>
+                <w:szCs w:val="24"/>
+              </w:rPr>
+              <w:t>{/isNo</w:t>
+            </w:r>
+            <w:proofErr w:type="gramStart"/>
+            <w:r>
+              <w:rPr>
+                <w:rFonts w:ascii="標楷體" w:eastAsia="標楷體" w:hAnsi="標楷體" w:hint="eastAsia"/>
+                <w:szCs w:val="24"/>
+              </w:rPr>
+              <w:t>6}</w:t>
+            </w:r>
+            <w:r>
+              <w:rPr>
+                <w:rFonts w:eastAsia="標楷體" w:hint="eastAsia"/>
+                <w:szCs w:val="24"/>
+              </w:rPr>
+              <w:t>{</w:t>
+            </w:r>
+            <w:proofErr w:type="gramEnd"/>
+            <w:r>
+              <w:rPr>
+                <w:rFonts w:eastAsia="標楷體" w:hint="eastAsia"/>
+                <w:szCs w:val="24"/>
+              </w:rPr>
+              <w:t>^isNo</w:t>
+            </w:r>
+            <w:proofErr w:type="gramStart"/>
+            <w:r>
+              <w:rPr>
+                <w:rFonts w:eastAsia="標楷體" w:hint="eastAsia"/>
+                <w:szCs w:val="24"/>
+              </w:rPr>
+              <w:t>6}</w:t>
+            </w:r>
+            <w:r>
+              <w:rPr>
+                <w:rFonts w:ascii="標楷體" w:eastAsia="標楷體" w:hAnsi="標楷體" w:hint="eastAsia"/>
+                <w:szCs w:val="24"/>
+              </w:rPr>
+              <w:t>□</w:t>
+            </w:r>
+            <w:proofErr w:type="gramEnd"/>
+            <w:r>
+              <w:rPr>
+                <w:rFonts w:ascii="標楷體" w:eastAsia="標楷體" w:hAnsi="標楷體" w:hint="eastAsia"/>
+                <w:szCs w:val="24"/>
+              </w:rPr>
+              <w:t>{/isNo</w:t>
+            </w:r>
+            <w:proofErr w:type="gramStart"/>
+            <w:r>
+              <w:rPr>
+                <w:rFonts w:ascii="標楷體" w:eastAsia="標楷體" w:hAnsi="標楷體" w:hint="eastAsia"/>
+                <w:szCs w:val="24"/>
+              </w:rPr>
+              <w:t>6}</w:t>
+            </w:r>
+            <w:r>
+              <w:rPr>
+                <w:rFonts w:eastAsia="標楷體" w:hAnsi="標楷體"/>
+                <w:szCs w:val="24"/>
+              </w:rPr>
+              <w:t>起重吊掛作業</w:t>
+            </w:r>
+            <w:proofErr w:type="gramEnd"/>
+          </w:p>
+          <w:p>
+            <w:pPr>
+              <w:spacing w:line="500" w:lineRule="exact"/>
+              <w:ind w:firstLineChars="200" w:firstLine="480"/>
+              <w:rPr>
+                <w:rFonts w:eastAsia="標楷體"/>
+                <w:szCs w:val="24"/>
+              </w:rPr>
+            </w:pPr>
+            <w:r>
+              <w:rPr>
+                <w:rFonts w:eastAsia="標楷體"/>
+                <w:szCs w:val="24"/>
+              </w:rPr>
+              <w:t>(7).</w:t>
+            </w:r>
+            <w:r>
+              <w:rPr>
+                <w:rFonts w:eastAsia="標楷體" w:hint="eastAsia"/>
+                <w:szCs w:val="24"/>
+              </w:rPr>
+              <w:t xml:space="preserve"> {#isNo</w:t>
+            </w:r>
+            <w:proofErr w:type="gramStart"/>
+            <w:r>
+              <w:rPr>
+                <w:rFonts w:eastAsia="標楷體" w:hint="eastAsia"/>
+                <w:szCs w:val="24"/>
+              </w:rPr>
+              <w:t>7}</w:t>
+            </w:r>
+            <w:r>
+              <w:rPr>
+                <w:rFonts w:ascii="標楷體" w:eastAsia="標楷體" w:hAnsi="標楷體" w:hint="eastAsia"/>
+                <w:szCs w:val="24"/>
+              </w:rPr>
+              <w:t>■</w:t>
+            </w:r>
+            <w:proofErr w:type="gramEnd"/>
+            <w:r>
+              <w:rPr>
+                <w:rFonts w:ascii="標楷體" w:eastAsia="標楷體" w:hAnsi="標楷體" w:hint="eastAsia"/>
+                <w:szCs w:val="24"/>
+              </w:rPr>
+              <w:t>{/isNo</w:t>
+            </w:r>
+            <w:proofErr w:type="gramStart"/>
+            <w:r>
+              <w:rPr>
+                <w:rFonts w:ascii="標楷體" w:eastAsia="標楷體" w:hAnsi="標楷體" w:hint="eastAsia"/>
+                <w:szCs w:val="24"/>
+              </w:rPr>
+              <w:t>7}</w:t>
+            </w:r>
+            <w:r>
+              <w:rPr>
+                <w:rFonts w:eastAsia="標楷體" w:hint="eastAsia"/>
+                <w:szCs w:val="24"/>
+              </w:rPr>
+              <w:t>{</w:t>
+            </w:r>
+            <w:proofErr w:type="gramEnd"/>
+            <w:r>
+              <w:rPr>
+                <w:rFonts w:eastAsia="標楷體" w:hint="eastAsia"/>
+                <w:szCs w:val="24"/>
+              </w:rPr>
+              <w:t>^isNo</w:t>
+            </w:r>
+            <w:proofErr w:type="gramStart"/>
+            <w:r>
+              <w:rPr>
+                <w:rFonts w:eastAsia="標楷體" w:hint="eastAsia"/>
+                <w:szCs w:val="24"/>
+              </w:rPr>
+              <w:t>7}</w:t>
+            </w:r>
+            <w:r>
+              <w:rPr>
+                <w:rFonts w:ascii="標楷體" w:eastAsia="標楷體" w:hAnsi="標楷體" w:hint="eastAsia"/>
+                <w:szCs w:val="24"/>
+              </w:rPr>
+              <w:t>□</w:t>
+            </w:r>
+            <w:proofErr w:type="gramEnd"/>
+            <w:r>
+              <w:rPr>
+                <w:rFonts w:ascii="標楷體" w:eastAsia="標楷體" w:hAnsi="標楷體" w:hint="eastAsia"/>
+                <w:szCs w:val="24"/>
+              </w:rPr>
+              <w:t>{/isNo</w:t>
+            </w:r>
+            <w:proofErr w:type="gramStart"/>
+            <w:r>
+              <w:rPr>
+                <w:rFonts w:ascii="標楷體" w:eastAsia="標楷體" w:hAnsi="標楷體" w:hint="eastAsia"/>
+                <w:szCs w:val="24"/>
+              </w:rPr>
+              <w:t>7}</w:t>
+            </w:r>
+            <w:r>
+              <w:rPr>
+                <w:rFonts w:eastAsia="標楷體" w:hAnsi="標楷體"/>
+                <w:szCs w:val="24"/>
+              </w:rPr>
+              <w:t>施工架組裝作業</w:t>
+            </w:r>
+            <w:proofErr w:type="gramEnd"/>
+            <w:r>
+              <w:rPr>
+                <w:rFonts w:eastAsia="標楷體"/>
+                <w:szCs w:val="24"/>
+              </w:rPr>
+              <w:t xml:space="preserve">    </w:t>
+            </w:r>
+            <w:proofErr w:type="gramStart"/>
+            <w:r>
+              <w:rPr>
+                <w:rFonts w:eastAsia="標楷體"/>
+                <w:szCs w:val="24"/>
+              </w:rPr>
+              <w:t xml:space="preserve">   (</w:t>
+            </w:r>
+            <w:proofErr w:type="gramEnd"/>
+            <w:r>
+              <w:rPr>
+                <w:rFonts w:eastAsia="標楷體"/>
+                <w:szCs w:val="24"/>
+              </w:rPr>
+              <w:t>8</w:t>
+            </w:r>
+            <w:proofErr w:type="gramStart"/>
+            <w:r>
+              <w:rPr>
+                <w:rFonts w:eastAsia="標楷體"/>
+                <w:szCs w:val="24"/>
+              </w:rPr>
+              <w:t>).</w:t>
+            </w:r>
+            <w:r>
+              <w:rPr>
+                <w:rFonts w:eastAsia="標楷體" w:hint="eastAsia"/>
+                <w:szCs w:val="24"/>
+              </w:rPr>
+              <w:t>{</w:t>
+            </w:r>
+            <w:proofErr w:type="gramEnd"/>
+            <w:r>
+              <w:rPr>
+                <w:rFonts w:eastAsia="標楷體" w:hint="eastAsia"/>
+                <w:szCs w:val="24"/>
+              </w:rPr>
+              <w:t>#isNo</w:t>
+            </w:r>
+            <w:proofErr w:type="gramStart"/>
+            <w:r>
+              <w:rPr>
+                <w:rFonts w:eastAsia="標楷體" w:hint="eastAsia"/>
+                <w:szCs w:val="24"/>
+              </w:rPr>
+              <w:t>8}</w:t>
+            </w:r>
+            <w:r>
+              <w:rPr>
+                <w:rFonts w:ascii="標楷體" w:eastAsia="標楷體" w:hAnsi="標楷體" w:hint="eastAsia"/>
+                <w:szCs w:val="24"/>
+              </w:rPr>
+              <w:t>■</w:t>
+            </w:r>
+            <w:proofErr w:type="gramEnd"/>
+            <w:r>
+              <w:rPr>
+                <w:rFonts w:ascii="標楷體" w:eastAsia="標楷體" w:hAnsi="標楷體" w:hint="eastAsia"/>
+                <w:szCs w:val="24"/>
+              </w:rPr>
+              <w:t>{/isNo</w:t>
+            </w:r>
+            <w:proofErr w:type="gramStart"/>
+            <w:r>
+              <w:rPr>
+                <w:rFonts w:ascii="標楷體" w:eastAsia="標楷體" w:hAnsi="標楷體" w:hint="eastAsia"/>
+                <w:szCs w:val="24"/>
+              </w:rPr>
+              <w:t>8}</w:t>
+            </w:r>
+            <w:r>
+              <w:rPr>
+                <w:rFonts w:eastAsia="標楷體" w:hint="eastAsia"/>
+                <w:szCs w:val="24"/>
+              </w:rPr>
+              <w:t>{</w:t>
+            </w:r>
+            <w:proofErr w:type="gramEnd"/>
+            <w:r>
+              <w:rPr>
+                <w:rFonts w:eastAsia="標楷體" w:hint="eastAsia"/>
+                <w:szCs w:val="24"/>
+              </w:rPr>
+              <w:t>^isNo</w:t>
+            </w:r>
+            <w:proofErr w:type="gramStart"/>
+            <w:r>
+              <w:rPr>
+                <w:rFonts w:eastAsia="標楷體" w:hint="eastAsia"/>
+                <w:szCs w:val="24"/>
+              </w:rPr>
+              <w:t>8}</w:t>
+            </w:r>
+            <w:r>
+              <w:rPr>
+                <w:rFonts w:ascii="標楷體" w:eastAsia="標楷體" w:hAnsi="標楷體" w:hint="eastAsia"/>
+                <w:szCs w:val="24"/>
+              </w:rPr>
+              <w:t>□</w:t>
+            </w:r>
+            <w:proofErr w:type="gramEnd"/>
+            <w:r>
+              <w:rPr>
+                <w:rFonts w:ascii="標楷體" w:eastAsia="標楷體" w:hAnsi="標楷體" w:hint="eastAsia"/>
+                <w:szCs w:val="24"/>
+              </w:rPr>
+              <w:t>{/isNo</w:t>
+            </w:r>
+            <w:proofErr w:type="gramStart"/>
+            <w:r>
+              <w:rPr>
+                <w:rFonts w:ascii="標楷體" w:eastAsia="標楷體" w:hAnsi="標楷體" w:hint="eastAsia"/>
+                <w:szCs w:val="24"/>
+              </w:rPr>
+              <w:t>8}</w:t>
+            </w:r>
+            <w:r>
+              <w:rPr>
+                <w:rFonts w:eastAsia="標楷體" w:hAnsi="標楷體"/>
+                <w:szCs w:val="24"/>
+              </w:rPr>
+              <w:t>管線拆離作業</w:t>
+            </w:r>
+            <w:proofErr w:type="gramEnd"/>
+            <w:r>
+              <w:rPr>
+                <w:rFonts w:eastAsia="標楷體"/>
+                <w:szCs w:val="24"/>
+              </w:rPr>
+              <w:t xml:space="preserve">    </w:t>
+            </w:r>
+            <w:proofErr w:type="gramStart"/>
+            <w:r>
+              <w:rPr>
+                <w:rFonts w:eastAsia="標楷體"/>
+                <w:szCs w:val="24"/>
+              </w:rPr>
+              <w:t xml:space="preserve">   (</w:t>
+            </w:r>
+            <w:proofErr w:type="gramEnd"/>
+            <w:r>
+              <w:rPr>
+                <w:rFonts w:eastAsia="標楷體"/>
+                <w:szCs w:val="24"/>
+              </w:rPr>
+              <w:t>9</w:t>
+            </w:r>
+            <w:proofErr w:type="gramStart"/>
+            <w:r>
+              <w:rPr>
+                <w:rFonts w:eastAsia="標楷體"/>
+                <w:szCs w:val="24"/>
+              </w:rPr>
+              <w:t>).</w:t>
+            </w:r>
+            <w:r>
+              <w:rPr>
+                <w:rFonts w:eastAsia="標楷體" w:hint="eastAsia"/>
+                <w:szCs w:val="24"/>
+              </w:rPr>
+              <w:t>{</w:t>
+            </w:r>
+            <w:proofErr w:type="gramEnd"/>
+            <w:r>
+              <w:rPr>
+                <w:rFonts w:eastAsia="標楷體" w:hint="eastAsia"/>
+                <w:szCs w:val="24"/>
+              </w:rPr>
+              <w:t>#isNo</w:t>
+            </w:r>
+            <w:proofErr w:type="gramStart"/>
+            <w:r>
+              <w:rPr>
+                <w:rFonts w:eastAsia="標楷體" w:hint="eastAsia"/>
+                <w:szCs w:val="24"/>
+              </w:rPr>
+              <w:t>9}</w:t>
+            </w:r>
+            <w:r>
+              <w:rPr>
+                <w:rFonts w:ascii="標楷體" w:eastAsia="標楷體" w:hAnsi="標楷體" w:hint="eastAsia"/>
+                <w:szCs w:val="24"/>
+              </w:rPr>
+              <w:t>■</w:t>
+            </w:r>
+            <w:proofErr w:type="gramEnd"/>
+            <w:r>
+              <w:rPr>
+                <w:rFonts w:ascii="標楷體" w:eastAsia="標楷體" w:hAnsi="標楷體" w:hint="eastAsia"/>
+                <w:szCs w:val="24"/>
+              </w:rPr>
+              <w:t>{/isNo</w:t>
+            </w:r>
+            <w:proofErr w:type="gramStart"/>
+            <w:r>
+              <w:rPr>
+                <w:rFonts w:ascii="標楷體" w:eastAsia="標楷體" w:hAnsi="標楷體" w:hint="eastAsia"/>
+                <w:szCs w:val="24"/>
+              </w:rPr>
+              <w:t>9}</w:t>
+            </w:r>
+            <w:r>
+              <w:rPr>
+                <w:rFonts w:eastAsia="標楷體" w:hint="eastAsia"/>
+                <w:szCs w:val="24"/>
+              </w:rPr>
+              <w:t>{</w:t>
+            </w:r>
+            <w:proofErr w:type="gramEnd"/>
+            <w:r>
+              <w:rPr>
+                <w:rFonts w:eastAsia="標楷體" w:hint="eastAsia"/>
+                <w:szCs w:val="24"/>
+              </w:rPr>
+              <w:t>^isNo</w:t>
+            </w:r>
+            <w:proofErr w:type="gramStart"/>
+            <w:r>
+              <w:rPr>
+                <w:rFonts w:eastAsia="標楷體" w:hint="eastAsia"/>
+                <w:szCs w:val="24"/>
+              </w:rPr>
+              <w:t>9}</w:t>
+            </w:r>
+            <w:r>
+              <w:rPr>
+                <w:rFonts w:ascii="標楷體" w:eastAsia="標楷體" w:hAnsi="標楷體" w:hint="eastAsia"/>
+                <w:szCs w:val="24"/>
+              </w:rPr>
+              <w:t>□</w:t>
+            </w:r>
+            <w:proofErr w:type="gramEnd"/>
+            <w:r>
+              <w:rPr>
+                <w:rFonts w:ascii="標楷體" w:eastAsia="標楷體" w:hAnsi="標楷體" w:hint="eastAsia"/>
+                <w:szCs w:val="24"/>
+              </w:rPr>
+              <w:t>{/isNo</w:t>
+            </w:r>
+            <w:proofErr w:type="gramStart"/>
+            <w:r>
+              <w:rPr>
+                <w:rFonts w:ascii="標楷體" w:eastAsia="標楷體" w:hAnsi="標楷體" w:hint="eastAsia"/>
+                <w:szCs w:val="24"/>
+              </w:rPr>
+              <w:t>9}</w:t>
+            </w:r>
+            <w:r>
+              <w:rPr>
+                <w:rFonts w:eastAsia="標楷體" w:hAnsi="標楷體"/>
+                <w:szCs w:val="24"/>
+              </w:rPr>
+              <w:t>開口作業</w:t>
+            </w:r>
+            <w:proofErr w:type="gramEnd"/>
+          </w:p>
+          <w:p>
+            <w:pPr>
+              <w:spacing w:line="500" w:lineRule="exact"/>
+              <w:ind w:firstLineChars="200" w:firstLine="480"/>
+              <w:rPr>
+                <w:rFonts w:eastAsia="標楷體"/>
                 <w:strike/>
                 <w:szCs w:val="24"/>
               </w:rPr>
@@ -1949,28 +2971,84 @@
                 <w:rFonts w:eastAsia="標楷體"/>
                 <w:szCs w:val="24"/>
               </w:rPr>
-              <w:t>10.</w:t>
-            </w:r>
-            <w:r>
-              <w:rPr>
-                <w:rFonts w:eastAsia="標楷體" w:hint="eastAsia"/>
-                <w:szCs w:val="24"/>
-              </w:rPr>
-              <w:t>{#isNo10}</w:t>
-            </w:r>
-            <w:r>
-              <w:rPr>
-                <w:rFonts w:ascii="標楷體" w:eastAsia="標楷體" w:hAnsi="標楷體" w:hint="eastAsia"/>
-                <w:szCs w:val="24"/>
-              </w:rPr>
-              <w:t>■{/isNo10}</w:t>
-            </w:r>
-            <w:r>
-              <w:rPr>
-                <w:rFonts w:eastAsia="標楷體" w:hint="eastAsia"/>
-                <w:szCs w:val="24"/>
-              </w:rPr>
-              <w:t>{^isNo10}</w:t>
+              <w:t>(10</w:t>
+            </w:r>
+            <w:proofErr w:type="gramStart"/>
+            <w:r>
+              <w:rPr>
+                <w:rFonts w:eastAsia="標楷體"/>
+                <w:szCs w:val="24"/>
+              </w:rPr>
+              <w:t>).</w:t>
+            </w:r>
+            <w:r>
+              <w:rPr>
+                <w:rFonts w:eastAsia="標楷體" w:hint="eastAsia"/>
+                <w:szCs w:val="24"/>
+              </w:rPr>
+              <w:t>{</w:t>
+            </w:r>
+            <w:proofErr w:type="gramEnd"/>
+            <w:r>
+              <w:rPr>
+                <w:rFonts w:eastAsia="標楷體" w:hint="eastAsia"/>
+                <w:szCs w:val="24"/>
+              </w:rPr>
+              <w:t>#isNo</w:t>
+            </w:r>
+            <w:proofErr w:type="gramStart"/>
+            <w:r>
+              <w:rPr>
+                <w:rFonts w:eastAsia="標楷體" w:hint="eastAsia"/>
+                <w:szCs w:val="24"/>
+              </w:rPr>
+              <w:t>10}</w:t>
+            </w:r>
+            <w:r>
+              <w:rPr>
+                <w:rFonts w:ascii="標楷體" w:eastAsia="標楷體" w:hAnsi="標楷體" w:hint="eastAsia"/>
+                <w:szCs w:val="24"/>
+              </w:rPr>
+              <w:t>■</w:t>
+            </w:r>
+            <w:proofErr w:type="gramEnd"/>
+            <w:r>
+              <w:rPr>
+                <w:rFonts w:ascii="標楷體" w:eastAsia="標楷體" w:hAnsi="標楷體" w:hint="eastAsia"/>
+                <w:szCs w:val="24"/>
+              </w:rPr>
+              <w:t>{/isNo</w:t>
+            </w:r>
+            <w:proofErr w:type="gramStart"/>
+            <w:r>
+              <w:rPr>
+                <w:rFonts w:ascii="標楷體" w:eastAsia="標楷體" w:hAnsi="標楷體" w:hint="eastAsia"/>
+                <w:szCs w:val="24"/>
+              </w:rPr>
+              <w:t>10}</w:t>
+            </w:r>
+            <w:r>
+              <w:rPr>
+                <w:rFonts w:eastAsia="標楷體" w:hint="eastAsia"/>
+                <w:szCs w:val="24"/>
+              </w:rPr>
+              <w:t>{</w:t>
+            </w:r>
+            <w:proofErr w:type="gramEnd"/>
+            <w:r>
+              <w:rPr>
+                <w:rFonts w:eastAsia="標楷體" w:hint="eastAsia"/>
+                <w:szCs w:val="24"/>
+              </w:rPr>
+              <w:t>^isNo</w:t>
+            </w:r>
+            <w:proofErr w:type="gramStart"/>
+            <w:r>
+              <w:rPr>
+                <w:rFonts w:eastAsia="標楷體" w:hint="eastAsia"/>
+                <w:szCs w:val="24"/>
+              </w:rPr>
+              <w:t>10}</w:t>
             </w:r>
             <w:r>
               <w:rPr>
@@ -1979,12 +3057,21 @@
               </w:rPr>
               <w:t>□</w:t>
             </w:r>
-            <w:r>
-              <w:rPr>
-                <w:rFonts w:ascii="標楷體" w:eastAsia="標楷體" w:hAnsi="標楷體" w:hint="eastAsia"/>
-                <w:szCs w:val="24"/>
-              </w:rPr>
-              <w:t>{/isNo10}</w:t>
+            <w:proofErr w:type="gramEnd"/>
+            <w:r>
+              <w:rPr>
+                <w:rFonts w:ascii="標楷體" w:eastAsia="標楷體" w:hAnsi="標楷體" w:hint="eastAsia"/>
+                <w:szCs w:val="24"/>
+              </w:rPr>
+              <w:t>{/isNo</w:t>
+            </w:r>
+            <w:proofErr w:type="gramStart"/>
+            <w:r>
+              <w:rPr>
+                <w:rFonts w:ascii="標楷體" w:eastAsia="標楷體" w:hAnsi="標楷體" w:hint="eastAsia"/>
+                <w:szCs w:val="24"/>
+              </w:rPr>
+              <w:t>10}</w:t>
             </w:r>
             <w:r>
               <w:rPr>
@@ -1993,47 +3080,120 @@
               </w:rPr>
               <w:t>化學作業</w:t>
             </w:r>
-            <w:r>
-              <w:rPr>
-                <w:rFonts w:eastAsia="標楷體"/>
-                <w:szCs w:val="24"/>
-              </w:rPr>
-              <w:t xml:space="preserve">          </w:t>
-            </w:r>
-            <w:r>
-              <w:rPr>
-                <w:rFonts w:eastAsia="標楷體" w:hint="eastAsia"/>
+            <w:proofErr w:type="gramEnd"/>
+            <w:r>
+              <w:rPr>
+                <w:rFonts w:eastAsia="標楷體"/>
+                <w:szCs w:val="24"/>
+              </w:rPr>
+              <w:t xml:space="preserve">         </w:t>
+            </w:r>
+            <w:proofErr w:type="gramStart"/>
+            <w:r>
+              <w:rPr>
+                <w:rFonts w:eastAsia="標楷體"/>
                 <w:szCs w:val="24"/>
               </w:rPr>
               <w:t xml:space="preserve"> </w:t>
             </w:r>
             <w:r>
               <w:rPr>
-                <w:rFonts w:eastAsia="標楷體"/>
-                <w:szCs w:val="24"/>
-              </w:rPr>
-              <w:t xml:space="preserve"> 11.</w:t>
-            </w:r>
-            <w:r>
-              <w:rPr>
-                <w:rFonts w:eastAsia="標楷體" w:hint="eastAsia"/>
-                <w:szCs w:val="24"/>
-              </w:rPr>
-              <w:t>{#isNo11}</w:t>
-            </w:r>
-            <w:r>
-              <w:rPr>
-                <w:rFonts w:ascii="標楷體" w:eastAsia="標楷體" w:hAnsi="標楷體" w:hint="eastAsia"/>
-                <w:szCs w:val="24"/>
-              </w:rPr>
-              <w:t>■{/isNo11}</w:t>
-            </w:r>
-            <w:r>
-              <w:rPr>
-                <w:rFonts w:eastAsia="標楷體" w:hint="eastAsia"/>
-                <w:szCs w:val="24"/>
-              </w:rPr>
-              <w:t>{^isNo11}</w:t>
+                <w:rFonts w:eastAsia="標楷體" w:hint="eastAsia"/>
+                <w:szCs w:val="24"/>
+              </w:rPr>
+              <w:t xml:space="preserve"> </w:t>
+            </w:r>
+            <w:r>
+              <w:rPr>
+                <w:rFonts w:eastAsia="標楷體"/>
+                <w:szCs w:val="24"/>
+              </w:rPr>
+              <w:t xml:space="preserve"> (</w:t>
+            </w:r>
+            <w:proofErr w:type="gramEnd"/>
+            <w:r>
+              <w:rPr>
+                <w:rFonts w:eastAsia="標楷體"/>
+                <w:szCs w:val="24"/>
+              </w:rPr>
+              <w:t>11</w:t>
+            </w:r>
+            <w:proofErr w:type="gramStart"/>
+            <w:r>
+              <w:rPr>
+                <w:rFonts w:eastAsia="標楷體"/>
+                <w:szCs w:val="24"/>
+              </w:rPr>
+              <w:t>).</w:t>
+            </w:r>
+            <w:r>
+              <w:rPr>
+                <w:rFonts w:eastAsia="標楷體" w:hint="eastAsia"/>
+                <w:szCs w:val="24"/>
+              </w:rPr>
+              <w:t>{</w:t>
+            </w:r>
+            <w:proofErr w:type="gramEnd"/>
+            <w:r>
+              <w:rPr>
+                <w:rFonts w:eastAsia="標楷體" w:hint="eastAsia"/>
+                <w:szCs w:val="24"/>
+              </w:rPr>
+              <w:t>#isNo</w:t>
+            </w:r>
+            <w:proofErr w:type="gramStart"/>
+            <w:r>
+              <w:rPr>
+                <w:rFonts w:eastAsia="標楷體" w:hint="eastAsia"/>
+                <w:szCs w:val="24"/>
+              </w:rPr>
+              <w:t>11}</w:t>
+            </w:r>
+            <w:r>
+              <w:rPr>
+                <w:rFonts w:ascii="標楷體" w:eastAsia="標楷體" w:hAnsi="標楷體" w:hint="eastAsia"/>
+                <w:szCs w:val="24"/>
+              </w:rPr>
+              <w:t>■</w:t>
+            </w:r>
+            <w:proofErr w:type="gramEnd"/>
+            <w:r>
+              <w:rPr>
+                <w:rFonts w:ascii="標楷體" w:eastAsia="標楷體" w:hAnsi="標楷體" w:hint="eastAsia"/>
+                <w:szCs w:val="24"/>
+              </w:rPr>
+              <w:t>{/isNo</w:t>
+            </w:r>
+            <w:proofErr w:type="gramStart"/>
+            <w:r>
+              <w:rPr>
+                <w:rFonts w:ascii="標楷體" w:eastAsia="標楷體" w:hAnsi="標楷體" w:hint="eastAsia"/>
+                <w:szCs w:val="24"/>
+              </w:rPr>
+              <w:t>11}</w:t>
+            </w:r>
+            <w:r>
+              <w:rPr>
+                <w:rFonts w:eastAsia="標楷體" w:hint="eastAsia"/>
+                <w:szCs w:val="24"/>
+              </w:rPr>
+              <w:t>{</w:t>
+            </w:r>
+            <w:proofErr w:type="gramEnd"/>
+            <w:r>
+              <w:rPr>
+                <w:rFonts w:eastAsia="標楷體" w:hint="eastAsia"/>
+                <w:szCs w:val="24"/>
+              </w:rPr>
+              <w:t>^isNo</w:t>
+            </w:r>
+            <w:proofErr w:type="gramStart"/>
+            <w:r>
+              <w:rPr>
+                <w:rFonts w:eastAsia="標楷體" w:hint="eastAsia"/>
+                <w:szCs w:val="24"/>
+              </w:rPr>
+              <w:t>11}</w:t>
             </w:r>
             <w:r>
               <w:rPr>
@@ -2042,19 +3202,36 @@
               </w:rPr>
               <w:t>□</w:t>
             </w:r>
-            <w:r>
-              <w:rPr>
-                <w:rFonts w:ascii="標楷體" w:eastAsia="標楷體" w:hAnsi="標楷體" w:hint="eastAsia"/>
-                <w:szCs w:val="24"/>
-              </w:rPr>
-              <w:t>{/isNo11}</w:t>
-            </w:r>
-            <w:r>
-              <w:rPr>
-                <w:rFonts w:eastAsia="標楷體" w:hAnsi="標楷體"/>
-                <w:szCs w:val="24"/>
-              </w:rPr>
-              <w:t>其他：</w:t>
+            <w:proofErr w:type="gramEnd"/>
+            <w:r>
+              <w:rPr>
+                <w:rFonts w:ascii="標楷體" w:eastAsia="標楷體" w:hAnsi="標楷體" w:hint="eastAsia"/>
+                <w:szCs w:val="24"/>
+              </w:rPr>
+              <w:t>{/isNo</w:t>
+            </w:r>
+            <w:proofErr w:type="gramStart"/>
+            <w:r>
+              <w:rPr>
+                <w:rFonts w:ascii="標楷體" w:eastAsia="標楷體" w:hAnsi="標楷體" w:hint="eastAsia"/>
+                <w:szCs w:val="24"/>
+              </w:rPr>
+              <w:t>11}</w:t>
+            </w:r>
+            <w:r>
+              <w:rPr>
+                <w:rFonts w:eastAsia="標楷體" w:hAnsi="標楷體"/>
+                <w:szCs w:val="24"/>
+              </w:rPr>
+              <w:t>其他</w:t>
+            </w:r>
+            <w:proofErr w:type="gramEnd"/>
+            <w:r>
+              <w:rPr>
+                <w:rFonts w:eastAsia="標楷體" w:hAnsi="標楷體"/>
+                <w:szCs w:val="24"/>
+              </w:rPr>
+              <w:t>：</w:t>
             </w:r>
             <w:r>
               <w:rPr>
@@ -2086,7 +3263,7 @@
               <w:spacing w:line="500" w:lineRule="exact"/>
               <w:ind w:firstLineChars="80" w:firstLine="192"/>
               <w:rPr>
-                <w:rFonts w:eastAsia="標楷體"/>
+                <w:rFonts w:eastAsia="標楷體" w:hAnsi="標楷體"/>
                 <w:szCs w:val="24"/>
               </w:rPr>
             </w:pPr>
@@ -2096,6 +3273,51 @@
                 <w:szCs w:val="24"/>
               </w:rPr>
               <w:t>三、備註：</w:t>
+            </w:r>
+          </w:p>
+          <w:p>
+            <w:pPr>
+              <w:spacing w:line="500" w:lineRule="exact"/>
+              <w:ind w:firstLineChars="80" w:firstLine="192"/>
+              <w:rPr>
+                <w:rFonts w:eastAsia="標楷體"/>
+                <w:szCs w:val="24"/>
+              </w:rPr>
+            </w:pPr>
+            <w:r>
+              <w:rPr>
+                <w:rFonts w:eastAsia="標楷體" w:hAnsi="標楷體" w:hint="eastAsia"/>
+                <w:szCs w:val="24"/>
+              </w:rPr>
+              <w:t xml:space="preserve">   (</w:t>
+            </w:r>
+            <w:r>
+              <w:rPr>
+                <w:rFonts w:eastAsia="標楷體" w:hAnsi="標楷體" w:hint="eastAsia"/>
+                <w:szCs w:val="24"/>
+              </w:rPr>
+              <w:t>一</w:t>
+            </w:r>
+            <w:r>
+              <w:rPr>
+                <w:rFonts w:eastAsia="標楷體" w:hAnsi="標楷體" w:hint="eastAsia"/>
+                <w:szCs w:val="24"/>
+              </w:rPr>
+              <w:t>)</w:t>
+            </w:r>
+            <w:r>
+              <w:rPr>
+                <w:rFonts w:eastAsia="標楷體" w:hAnsi="標楷體" w:hint="eastAsia"/>
+                <w:szCs w:val="24"/>
+              </w:rPr>
+              <w:t>自有廠區</w:t>
+            </w:r>
+            <w:r>
+              <w:rPr>
+                <w:rFonts w:eastAsia="標楷體" w:hAnsi="標楷體" w:hint="eastAsia"/>
+                <w:szCs w:val="24"/>
+              </w:rPr>
+              <w:t>:</w:t>
             </w:r>
           </w:p>
           <w:p>
@@ -2211,7 +3433,65 @@
                 <w:rFonts w:eastAsia="標楷體"/>
                 <w:szCs w:val="24"/>
               </w:rPr>
-              <w:t>夜間及例假日申請流程：</w:t>
+              <w:t>夜間</w:t>
+            </w:r>
+            <w:r>
+              <w:rPr>
+                <w:rFonts w:eastAsia="標楷體" w:hint="eastAsia"/>
+                <w:szCs w:val="24"/>
+              </w:rPr>
+              <w:t>(</w:t>
+            </w:r>
+            <w:r>
+              <w:rPr>
+                <w:rFonts w:eastAsia="標楷體" w:hint="eastAsia"/>
+                <w:szCs w:val="24"/>
+              </w:rPr>
+              <w:t>當日</w:t>
+            </w:r>
+            <w:r>
+              <w:rPr>
+                <w:rFonts w:eastAsia="標楷體" w:hint="eastAsia"/>
+                <w:szCs w:val="24"/>
+              </w:rPr>
+              <w:t>17:30~</w:t>
+            </w:r>
+            <w:r>
+              <w:rPr>
+                <w:rFonts w:eastAsia="標楷體" w:hint="eastAsia"/>
+                <w:szCs w:val="24"/>
+              </w:rPr>
+              <w:t>隔日</w:t>
+            </w:r>
+            <w:r>
+              <w:rPr>
+                <w:rFonts w:eastAsia="標楷體" w:hint="eastAsia"/>
+                <w:szCs w:val="24"/>
+              </w:rPr>
+              <w:t>08:</w:t>
+            </w:r>
+            <w:proofErr w:type="gramStart"/>
+            <w:r>
+              <w:rPr>
+                <w:rFonts w:eastAsia="標楷體" w:hint="eastAsia"/>
+                <w:szCs w:val="24"/>
+              </w:rPr>
+              <w:t>30)</w:t>
+            </w:r>
+            <w:r>
+              <w:rPr>
+                <w:rFonts w:eastAsia="標楷體"/>
+                <w:szCs w:val="24"/>
+              </w:rPr>
+              <w:t>及例假日申請流程</w:t>
+            </w:r>
+            <w:proofErr w:type="gramEnd"/>
+            <w:r>
+              <w:rPr>
+                <w:rFonts w:eastAsia="標楷體"/>
+                <w:szCs w:val="24"/>
+              </w:rPr>
+              <w:t>：</w:t>
             </w:r>
           </w:p>
           <w:p>
@@ -2310,7 +3590,7 @@
                 <w:rFonts w:eastAsia="標楷體"/>
                 <w:szCs w:val="24"/>
               </w:rPr>
-              <w:t>申請人：為監工單位之監工。</w:t>
+              <w:t>於作業期間區需依本表單標示於作業現場備查，作業結束後由施工單位留存。</w:t>
             </w:r>
           </w:p>
           <w:p>
@@ -2330,39 +3610,21 @@
               <w:t>4.</w:t>
             </w:r>
             <w:r>
-              <w:rPr>
-                <w:rFonts w:eastAsia="標楷體"/>
-                <w:szCs w:val="24"/>
-              </w:rPr>
-              <w:t>夜間定義：當日</w:t>
-            </w:r>
-            <w:r>
-              <w:rPr>
-                <w:rFonts w:eastAsia="標楷體"/>
-                <w:szCs w:val="24"/>
-              </w:rPr>
-              <w:t xml:space="preserve">17:30 ~ </w:t>
-            </w:r>
-            <w:r>
-              <w:rPr>
-                <w:rFonts w:eastAsia="標楷體"/>
-                <w:szCs w:val="24"/>
-              </w:rPr>
-              <w:t>隔日</w:t>
-            </w:r>
-            <w:r>
-              <w:rPr>
-                <w:rFonts w:eastAsia="標楷體"/>
-                <w:szCs w:val="24"/>
-              </w:rPr>
-              <w:t>08:30</w:t>
-            </w:r>
-            <w:r>
-              <w:rPr>
-                <w:rFonts w:eastAsia="標楷體"/>
-                <w:szCs w:val="24"/>
-              </w:rPr>
-              <w:t>；假日定義：為國定例假日。</w:t>
+              <w:t xml:space="preserve"> </w:t>
+            </w:r>
+            <w:r>
+              <w:rPr>
+                <w:rFonts w:eastAsia="標楷體"/>
+                <w:szCs w:val="24"/>
+              </w:rPr>
+              <w:t>特殊作業之「工作許可單」，預計施工時間以一日內為限；如作業需跨日持續進行，應於每日施工前重新申請並經核准</w:t>
+            </w:r>
+            <w:r>
+              <w:rPr>
+                <w:rFonts w:eastAsia="標楷體"/>
+                <w:szCs w:val="24"/>
+              </w:rPr>
+              <w:t>。</w:t>
             </w:r>
           </w:p>
           <w:p>
@@ -2376,24 +3638,155 @@
             </w:pPr>
             <w:r>
               <w:rPr>
-                <w:rFonts w:eastAsia="標楷體"/>
-                <w:szCs w:val="24"/>
-              </w:rPr>
-              <w:t>5.</w:t>
-            </w:r>
-            <w:r>
-              <w:rPr>
-                <w:rFonts w:eastAsia="標楷體"/>
-                <w:szCs w:val="24"/>
-              </w:rPr>
-              <w:t>本表單正本由廠辦管理單位留存，副本分送工安環保及監工單位留存</w:t>
-            </w:r>
-            <w:r>
-              <w:rPr>
-                <w:rFonts w:eastAsia="標楷體"/>
-                <w:szCs w:val="24"/>
-              </w:rPr>
-              <w:t>。</w:t>
+                <w:rFonts w:eastAsia="標楷體" w:hint="eastAsia"/>
+                <w:szCs w:val="24"/>
+              </w:rPr>
+              <w:t>(</w:t>
+            </w:r>
+            <w:r>
+              <w:rPr>
+                <w:rFonts w:eastAsia="標楷體" w:hint="eastAsia"/>
+                <w:szCs w:val="24"/>
+              </w:rPr>
+              <w:t>二</w:t>
+            </w:r>
+            <w:r>
+              <w:rPr>
+                <w:rFonts w:eastAsia="標楷體" w:hint="eastAsia"/>
+                <w:szCs w:val="24"/>
+              </w:rPr>
+              <w:t>)</w:t>
+            </w:r>
+            <w:r>
+              <w:rPr>
+                <w:rFonts w:eastAsia="標楷體" w:hint="eastAsia"/>
+                <w:szCs w:val="24"/>
+              </w:rPr>
+              <w:t>客戶廠區</w:t>
+            </w:r>
+            <w:r>
+              <w:rPr>
+                <w:rFonts w:eastAsia="標楷體" w:hint="eastAsia"/>
+                <w:szCs w:val="24"/>
+              </w:rPr>
+              <w:t>:</w:t>
+            </w:r>
+          </w:p>
+          <w:p>
+            <w:pPr>
+              <w:spacing w:line="500" w:lineRule="exact"/>
+              <w:ind w:firstLineChars="214" w:firstLine="514"/>
+              <w:rPr>
+                <w:rFonts w:eastAsia="標楷體"/>
+                <w:szCs w:val="24"/>
+              </w:rPr>
+            </w:pPr>
+            <w:r>
+              <w:rPr>
+                <w:rFonts w:eastAsia="標楷體" w:hint="eastAsia"/>
+                <w:szCs w:val="24"/>
+              </w:rPr>
+              <w:t>1.</w:t>
+            </w:r>
+            <w:r>
+              <w:rPr>
+                <w:rFonts w:eastAsia="標楷體" w:hint="eastAsia"/>
+                <w:szCs w:val="24"/>
+              </w:rPr>
+              <w:t>申請流程</w:t>
+            </w:r>
+            <w:r>
+              <w:rPr>
+                <w:rFonts w:eastAsia="標楷體" w:hint="eastAsia"/>
+                <w:szCs w:val="24"/>
+              </w:rPr>
+              <w:t>:</w:t>
+            </w:r>
+          </w:p>
+          <w:p>
+            <w:pPr>
+              <w:spacing w:line="500" w:lineRule="exact"/>
+              <w:ind w:firstLineChars="214" w:firstLine="514"/>
+              <w:rPr>
+                <w:rFonts w:eastAsia="標楷體"/>
+                <w:szCs w:val="24"/>
+              </w:rPr>
+            </w:pPr>
+            <w:r>
+              <w:rPr>
+                <w:rFonts w:eastAsia="標楷體" w:hint="eastAsia"/>
+                <w:szCs w:val="24"/>
+              </w:rPr>
+              <w:t xml:space="preserve">  </w:t>
+            </w:r>
+            <w:r>
+              <w:rPr>
+                <w:rFonts w:eastAsia="標楷體"/>
+                <w:szCs w:val="24"/>
+              </w:rPr>
+              <w:t>供應商施工前填寫</w:t>
+            </w:r>
+            <w:r>
+              <w:rPr>
+                <w:rFonts w:eastAsia="標楷體"/>
+                <w:szCs w:val="24"/>
+              </w:rPr>
+              <w:t>→</w:t>
+            </w:r>
+            <w:r>
+              <w:rPr>
+                <w:rFonts w:eastAsia="標楷體"/>
+                <w:szCs w:val="24"/>
+              </w:rPr>
+              <w:t>監工審核</w:t>
+            </w:r>
+            <w:r>
+              <w:rPr>
+                <w:rFonts w:eastAsia="標楷體"/>
+                <w:szCs w:val="24"/>
+              </w:rPr>
+              <w:t>→</w:t>
+            </w:r>
+            <w:r>
+              <w:rPr>
+                <w:rFonts w:eastAsia="標楷體"/>
+                <w:szCs w:val="24"/>
+              </w:rPr>
+              <w:t>工地負責人核准。</w:t>
+            </w:r>
+          </w:p>
+          <w:p>
+            <w:pPr>
+              <w:spacing w:line="500" w:lineRule="exact"/>
+              <w:ind w:firstLineChars="214" w:firstLine="514"/>
+              <w:rPr>
+                <w:rFonts w:eastAsia="標楷體"/>
+                <w:szCs w:val="24"/>
+              </w:rPr>
+            </w:pPr>
+            <w:r>
+              <w:rPr>
+                <w:rFonts w:eastAsia="標楷體" w:hint="eastAsia"/>
+                <w:szCs w:val="24"/>
+              </w:rPr>
+              <w:t>2</w:t>
+            </w:r>
+            <w:r>
+              <w:rPr>
+                <w:rFonts w:eastAsia="標楷體"/>
+                <w:szCs w:val="24"/>
+              </w:rPr>
+              <w:t>.</w:t>
+            </w:r>
+            <w:r>
+              <w:t xml:space="preserve"> </w:t>
+            </w:r>
+            <w:r>
+              <w:rPr>
+                <w:rFonts w:eastAsia="標楷體"/>
+                <w:szCs w:val="24"/>
+              </w:rPr>
+              <w:t>於作業期間供應商需將本表單標示於作業現場備查，作業結束後由監工單位留存。</w:t>
             </w:r>
           </w:p>
           <w:p>
@@ -2449,7 +3842,6 @@
                 <w:rFonts w:eastAsia="標楷體" w:hAnsi="標楷體"/>
                 <w:szCs w:val="24"/>
               </w:rPr>
-              <w:lastRenderedPageBreak/>
               <w:t>核准</w:t>
             </w:r>
           </w:p>
@@ -2740,12 +4132,12 @@
       </w:r>
       <w:smartTag w:uri="urn:schemas-microsoft-com:office:smarttags" w:element="chmetcnv">
         <w:smartTagPr>
+          <w:attr w:name="UnitName" w:val="a"/>
+          <w:attr w:name="SourceValue" w:val="1"/>
+          <w:attr w:name="HasSpace" w:val="False"/>
+          <w:attr w:name="Negative" w:val="True"/>
+          <w:attr w:name="NumberType" w:val="1"/>
           <w:attr w:name="TCSC" w:val="0"/>
-          <w:attr w:name="NumberType" w:val="1"/>
-          <w:attr w:name="Negative" w:val="True"/>
-          <w:attr w:name="HasSpace" w:val="False"/>
-          <w:attr w:name="SourceValue" w:val="1"/>
-          <w:attr w:name="UnitName" w:val="a"/>
         </w:smartTagPr>
         <w:r>
           <w:rPr>
@@ -2776,7 +4168,6 @@
           <w:sz w:val="32"/>
           <w:szCs w:val="32"/>
         </w:rPr>
-        <w:lastRenderedPageBreak/>
         <w:t>作業安全分析表</w:t>
       </w:r>
     </w:p>
@@ -2784,7 +4175,7 @@
       <w:pPr>
         <w:pStyle w:val="Header"/>
         <w:rPr>
-          <w:rFonts w:ascii="細明體" w:hAnsi="細明體" w:cs="Arial" w:hint="eastAsia"/>
+          <w:rFonts w:ascii="細明體" w:hAnsi="細明體" w:cs="Arial"/>
           <w:b/>
           <w:color w:val="000000"/>
           <w:sz w:val="24"/>
@@ -2855,7 +4246,7 @@
         </w:tabs>
         <w:ind w:rightChars="518" w:right="1243"/>
         <w:rPr>
-          <w:rFonts w:ascii="細明體" w:hAnsi="細明體" w:hint="eastAsia"/>
+          <w:rFonts w:ascii="細明體" w:hAnsi="細明體"/>
         </w:rPr>
       </w:pPr>
       <w:r>
@@ -3025,7 +4416,7 @@
             <w:pPr>
               <w:jc w:val="center"/>
               <w:rPr>
-                <w:rFonts w:ascii="標楷體" w:eastAsia="標楷體" w:hAnsi="標楷體" w:hint="eastAsia"/>
+                <w:rFonts w:ascii="標楷體" w:eastAsia="標楷體" w:hAnsi="標楷體"/>
                 <w:sz w:val="22"/>
                 <w:szCs w:val="22"/>
               </w:rPr>
@@ -3056,7 +4447,7 @@
             <w:pPr>
               <w:jc w:val="center"/>
               <w:rPr>
-                <w:rFonts w:ascii="標楷體" w:eastAsia="標楷體" w:hAnsi="標楷體" w:hint="eastAsia"/>
+                <w:rFonts w:ascii="標楷體" w:eastAsia="標楷體" w:hAnsi="標楷體"/>
                 <w:sz w:val="22"/>
                 <w:szCs w:val="22"/>
               </w:rPr>
@@ -3087,7 +4478,7 @@
             <w:pPr>
               <w:jc w:val="center"/>
               <w:rPr>
-                <w:rFonts w:ascii="標楷體" w:eastAsia="標楷體" w:hAnsi="標楷體" w:hint="eastAsia"/>
+                <w:rFonts w:ascii="標楷體" w:eastAsia="標楷體" w:hAnsi="標楷體"/>
                 <w:sz w:val="22"/>
                 <w:szCs w:val="22"/>
               </w:rPr>
@@ -3105,7 +4496,7 @@
             <w:pPr>
               <w:jc w:val="center"/>
               <w:rPr>
-                <w:rFonts w:ascii="標楷體" w:eastAsia="標楷體" w:hAnsi="標楷體" w:hint="eastAsia"/>
+                <w:rFonts w:ascii="標楷體" w:eastAsia="標楷體" w:hAnsi="標楷體"/>
                 <w:sz w:val="22"/>
                 <w:szCs w:val="22"/>
               </w:rPr>
@@ -3137,7 +4528,7 @@
               <w:ind w:left="220" w:hangingChars="100" w:hanging="220"/>
               <w:jc w:val="center"/>
               <w:rPr>
-                <w:rFonts w:ascii="標楷體" w:eastAsia="標楷體" w:hAnsi="標楷體" w:hint="eastAsia"/>
+                <w:rFonts w:ascii="標楷體" w:eastAsia="標楷體" w:hAnsi="標楷體"/>
                 <w:sz w:val="22"/>
                 <w:szCs w:val="22"/>
               </w:rPr>
@@ -3170,7 +4561,7 @@
               <w:ind w:left="220" w:hangingChars="100" w:hanging="220"/>
               <w:jc w:val="center"/>
               <w:rPr>
-                <w:rFonts w:ascii="標楷體" w:eastAsia="標楷體" w:hAnsi="標楷體" w:hint="eastAsia"/>
+                <w:rFonts w:ascii="標楷體" w:eastAsia="標楷體" w:hAnsi="標楷體"/>
                 <w:sz w:val="22"/>
                 <w:szCs w:val="22"/>
               </w:rPr>
@@ -3202,7 +4593,7 @@
             <w:pPr>
               <w:jc w:val="center"/>
               <w:rPr>
-                <w:rFonts w:ascii="標楷體" w:eastAsia="標楷體" w:hAnsi="標楷體" w:hint="eastAsia"/>
+                <w:rFonts w:ascii="標楷體" w:eastAsia="標楷體" w:hAnsi="標楷體"/>
                 <w:sz w:val="22"/>
                 <w:szCs w:val="22"/>
               </w:rPr>
@@ -3234,7 +4625,7 @@
             <w:pPr>
               <w:jc w:val="center"/>
               <w:rPr>
-                <w:rFonts w:ascii="標楷體" w:eastAsia="標楷體" w:hAnsi="標楷體" w:hint="eastAsia"/>
+                <w:rFonts w:ascii="標楷體" w:eastAsia="標楷體" w:hAnsi="標楷體"/>
                 <w:sz w:val="22"/>
                 <w:szCs w:val="22"/>
               </w:rPr>
@@ -3266,7 +4657,7 @@
             <w:pPr>
               <w:jc w:val="center"/>
               <w:rPr>
-                <w:rFonts w:ascii="標楷體" w:eastAsia="標楷體" w:hAnsi="標楷體" w:hint="eastAsia"/>
+                <w:rFonts w:ascii="標楷體" w:eastAsia="標楷體" w:hAnsi="標楷體"/>
                 <w:sz w:val="22"/>
                 <w:szCs w:val="22"/>
               </w:rPr>
@@ -3301,7 +4692,7 @@
             <w:pPr>
               <w:ind w:leftChars="100" w:left="460" w:hangingChars="100" w:hanging="220"/>
               <w:rPr>
-                <w:rFonts w:ascii="標楷體" w:eastAsia="標楷體" w:hAnsi="標楷體" w:hint="eastAsia"/>
+                <w:rFonts w:ascii="標楷體" w:eastAsia="標楷體" w:hAnsi="標楷體"/>
                 <w:sz w:val="22"/>
                 <w:szCs w:val="22"/>
               </w:rPr>
@@ -3329,7 +4720,7 @@
           <w:p>
             <w:pPr>
               <w:rPr>
-                <w:rFonts w:ascii="標楷體" w:eastAsia="標楷體" w:hAnsi="標楷體" w:hint="eastAsia"/>
+                <w:rFonts w:ascii="標楷體" w:eastAsia="標楷體" w:hAnsi="標楷體"/>
                 <w:sz w:val="22"/>
                 <w:szCs w:val="22"/>
               </w:rPr>
@@ -3375,7 +4766,7 @@
           <w:p>
             <w:pPr>
               <w:rPr>
-                <w:rFonts w:ascii="標楷體" w:eastAsia="標楷體" w:hAnsi="標楷體" w:hint="eastAsia"/>
+                <w:rFonts w:ascii="標楷體" w:eastAsia="標楷體" w:hAnsi="標楷體"/>
                 <w:sz w:val="22"/>
                 <w:szCs w:val="22"/>
               </w:rPr>
@@ -3422,7 +4813,7 @@
             <w:pPr>
               <w:ind w:left="220" w:hangingChars="100" w:hanging="220"/>
               <w:rPr>
-                <w:rFonts w:ascii="標楷體" w:eastAsia="標楷體" w:hAnsi="標楷體" w:hint="eastAsia"/>
+                <w:rFonts w:ascii="標楷體" w:eastAsia="標楷體" w:hAnsi="標楷體"/>
                 <w:sz w:val="22"/>
                 <w:szCs w:val="22"/>
               </w:rPr>
@@ -3469,7 +4860,7 @@
             <w:pPr>
               <w:ind w:left="220" w:hangingChars="100" w:hanging="220"/>
               <w:rPr>
-                <w:rFonts w:ascii="標楷體" w:eastAsia="標楷體" w:hAnsi="標楷體" w:hint="eastAsia"/>
+                <w:rFonts w:ascii="標楷體" w:eastAsia="標楷體" w:hAnsi="標楷體"/>
                 <w:sz w:val="22"/>
                 <w:szCs w:val="22"/>
               </w:rPr>
@@ -3515,7 +4906,7 @@
           <w:p>
             <w:pPr>
               <w:rPr>
-                <w:rFonts w:ascii="標楷體" w:eastAsia="標楷體" w:hAnsi="標楷體" w:hint="eastAsia"/>
+                <w:rFonts w:ascii="標楷體" w:eastAsia="標楷體" w:hAnsi="標楷體"/>
                 <w:sz w:val="22"/>
                 <w:szCs w:val="22"/>
               </w:rPr>
@@ -3563,7 +4954,7 @@
             <w:pPr>
               <w:jc w:val="center"/>
               <w:rPr>
-                <w:rFonts w:ascii="標楷體" w:eastAsia="標楷體" w:hAnsi="標楷體" w:hint="eastAsia"/>
+                <w:rFonts w:ascii="標楷體" w:eastAsia="標楷體" w:hAnsi="標楷體"/>
                 <w:b/>
                 <w:bCs/>
                 <w:sz w:val="22"/>
@@ -3619,7 +5010,7 @@
             <w:pPr>
               <w:jc w:val="center"/>
               <w:rPr>
-                <w:rFonts w:ascii="標楷體" w:eastAsia="標楷體" w:hAnsi="標楷體" w:hint="eastAsia"/>
+                <w:rFonts w:ascii="標楷體" w:eastAsia="標楷體" w:hAnsi="標楷體"/>
                 <w:b/>
                 <w:bCs/>
                 <w:sz w:val="22"/>
@@ -3665,7 +5056,7 @@
     <w:p>
       <w:pPr>
         <w:rPr>
-          <w:rFonts w:ascii="Arial" w:eastAsia="細明體" w:hAnsi="Arial" w:hint="eastAsia"/>
+          <w:rFonts w:ascii="Arial" w:eastAsia="細明體" w:hAnsi="Arial"/>
         </w:rPr>
       </w:pPr>
     </w:p>
@@ -3744,7 +5135,7 @@
             <w:pPr>
               <w:jc w:val="center"/>
               <w:rPr>
-                <w:rFonts w:ascii="標楷體" w:eastAsia="標楷體" w:hAnsi="標楷體" w:hint="eastAsia"/>
+                <w:rFonts w:ascii="標楷體" w:eastAsia="標楷體" w:hAnsi="標楷體"/>
                 <w:sz w:val="22"/>
                 <w:szCs w:val="22"/>
               </w:rPr>
@@ -3775,7 +5166,7 @@
             <w:pPr>
               <w:jc w:val="center"/>
               <w:rPr>
-                <w:rFonts w:ascii="標楷體" w:eastAsia="標楷體" w:hAnsi="標楷體" w:hint="eastAsia"/>
+                <w:rFonts w:ascii="標楷體" w:eastAsia="標楷體" w:hAnsi="標楷體"/>
                 <w:sz w:val="22"/>
                 <w:szCs w:val="22"/>
               </w:rPr>
@@ -3793,7 +5184,7 @@
             <w:pPr>
               <w:jc w:val="center"/>
               <w:rPr>
-                <w:rFonts w:ascii="標楷體" w:eastAsia="標楷體" w:hAnsi="標楷體" w:hint="eastAsia"/>
+                <w:rFonts w:ascii="標楷體" w:eastAsia="標楷體" w:hAnsi="標楷體"/>
                 <w:sz w:val="22"/>
                 <w:szCs w:val="22"/>
               </w:rPr>
@@ -3825,7 +5216,7 @@
               <w:ind w:left="220" w:hangingChars="100" w:hanging="220"/>
               <w:jc w:val="center"/>
               <w:rPr>
-                <w:rFonts w:ascii="標楷體" w:eastAsia="標楷體" w:hAnsi="標楷體" w:hint="eastAsia"/>
+                <w:rFonts w:ascii="標楷體" w:eastAsia="標楷體" w:hAnsi="標楷體"/>
                 <w:sz w:val="22"/>
                 <w:szCs w:val="22"/>
               </w:rPr>
@@ -3858,7 +5249,7 @@
               <w:ind w:left="220" w:hangingChars="100" w:hanging="220"/>
               <w:jc w:val="center"/>
               <w:rPr>
-                <w:rFonts w:ascii="標楷體" w:eastAsia="標楷體" w:hAnsi="標楷體" w:hint="eastAsia"/>
+                <w:rFonts w:ascii="標楷體" w:eastAsia="標楷體" w:hAnsi="標楷體"/>
                 <w:sz w:val="22"/>
                 <w:szCs w:val="22"/>
               </w:rPr>
@@ -3890,7 +5281,7 @@
             <w:pPr>
               <w:jc w:val="center"/>
               <w:rPr>
-                <w:rFonts w:ascii="標楷體" w:eastAsia="標楷體" w:hAnsi="標楷體" w:hint="eastAsia"/>
+                <w:rFonts w:ascii="標楷體" w:eastAsia="標楷體" w:hAnsi="標楷體"/>
                 <w:sz w:val="22"/>
                 <w:szCs w:val="22"/>
               </w:rPr>
@@ -3922,7 +5313,7 @@
             <w:pPr>
               <w:jc w:val="center"/>
               <w:rPr>
-                <w:rFonts w:ascii="標楷體" w:eastAsia="標楷體" w:hAnsi="標楷體" w:hint="eastAsia"/>
+                <w:rFonts w:ascii="標楷體" w:eastAsia="標楷體" w:hAnsi="標楷體"/>
                 <w:sz w:val="22"/>
                 <w:szCs w:val="22"/>
               </w:rPr>
@@ -3954,7 +5345,7 @@
             <w:pPr>
               <w:jc w:val="center"/>
               <w:rPr>
-                <w:rFonts w:ascii="標楷體" w:eastAsia="標楷體" w:hAnsi="標楷體" w:hint="eastAsia"/>
+                <w:rFonts w:ascii="標楷體" w:eastAsia="標楷體" w:hAnsi="標楷體"/>
                 <w:sz w:val="22"/>
                 <w:szCs w:val="22"/>
               </w:rPr>
@@ -3989,7 +5380,7 @@
             <w:pPr>
               <w:ind w:leftChars="100" w:left="460" w:hangingChars="100" w:hanging="220"/>
               <w:rPr>
-                <w:rFonts w:ascii="標楷體" w:eastAsia="標楷體" w:hAnsi="標楷體" w:hint="eastAsia"/>
+                <w:rFonts w:ascii="標楷體" w:eastAsia="標楷體" w:hAnsi="標楷體"/>
                 <w:sz w:val="22"/>
                 <w:szCs w:val="22"/>
               </w:rPr>
@@ -4009,7 +5400,7 @@
           <w:p>
             <w:pPr>
               <w:rPr>
-                <w:rFonts w:ascii="標楷體" w:eastAsia="標楷體" w:hAnsi="標楷體" w:hint="eastAsia"/>
+                <w:rFonts w:ascii="標楷體" w:eastAsia="標楷體" w:hAnsi="標楷體"/>
                 <w:sz w:val="22"/>
                 <w:szCs w:val="22"/>
               </w:rPr>
@@ -4029,7 +5420,7 @@
           <w:p>
             <w:pPr>
               <w:rPr>
-                <w:rFonts w:ascii="標楷體" w:eastAsia="標楷體" w:hAnsi="標楷體" w:hint="eastAsia"/>
+                <w:rFonts w:ascii="標楷體" w:eastAsia="標楷體" w:hAnsi="標楷體"/>
                 <w:sz w:val="22"/>
                 <w:szCs w:val="22"/>
               </w:rPr>
@@ -4050,7 +5441,7 @@
             <w:pPr>
               <w:ind w:left="220" w:hangingChars="100" w:hanging="220"/>
               <w:rPr>
-                <w:rFonts w:ascii="標楷體" w:eastAsia="標楷體" w:hAnsi="標楷體" w:hint="eastAsia"/>
+                <w:rFonts w:ascii="標楷體" w:eastAsia="標楷體" w:hAnsi="標楷體"/>
                 <w:sz w:val="22"/>
                 <w:szCs w:val="22"/>
               </w:rPr>
@@ -4071,7 +5462,7 @@
             <w:pPr>
               <w:ind w:left="220" w:hangingChars="100" w:hanging="220"/>
               <w:rPr>
-                <w:rFonts w:ascii="標楷體" w:eastAsia="標楷體" w:hAnsi="標楷體" w:hint="eastAsia"/>
+                <w:rFonts w:ascii="標楷體" w:eastAsia="標楷體" w:hAnsi="標楷體"/>
                 <w:sz w:val="22"/>
                 <w:szCs w:val="22"/>
               </w:rPr>
@@ -4091,7 +5482,7 @@
           <w:p>
             <w:pPr>
               <w:rPr>
-                <w:rFonts w:ascii="標楷體" w:eastAsia="標楷體" w:hAnsi="標楷體" w:hint="eastAsia"/>
+                <w:rFonts w:ascii="標楷體" w:eastAsia="標楷體" w:hAnsi="標楷體"/>
                 <w:sz w:val="22"/>
                 <w:szCs w:val="22"/>
               </w:rPr>
@@ -4113,7 +5504,7 @@
             <w:pPr>
               <w:jc w:val="center"/>
               <w:rPr>
-                <w:rFonts w:ascii="標楷體" w:eastAsia="標楷體" w:hAnsi="標楷體" w:hint="eastAsia"/>
+                <w:rFonts w:ascii="標楷體" w:eastAsia="標楷體" w:hAnsi="標楷體"/>
                 <w:b/>
                 <w:bCs/>
                 <w:sz w:val="22"/>
@@ -4137,7 +5528,7 @@
             <w:pPr>
               <w:jc w:val="center"/>
               <w:rPr>
-                <w:rFonts w:ascii="標楷體" w:eastAsia="標楷體" w:hAnsi="標楷體" w:hint="eastAsia"/>
+                <w:rFonts w:ascii="標楷體" w:eastAsia="標楷體" w:hAnsi="標楷體"/>
                 <w:b/>
                 <w:bCs/>
                 <w:sz w:val="22"/>
@@ -4152,17 +5543,11 @@
       <w:pPr>
         <w:widowControl/>
         <w:rPr>
-          <w:rFonts w:ascii="Arial" w:eastAsia="細明體" w:hAnsi="Arial" w:hint="eastAsia"/>
+          <w:rFonts w:ascii="Arial" w:eastAsia="細明體" w:hAnsi="Arial"/>
         </w:rPr>
       </w:pPr>
     </w:p>
-    <w:p>
-      <w:pPr>
-        <w:rPr>
-          <w:rFonts w:hint="eastAsia"/>
-        </w:rPr>
-      </w:pPr>
-    </w:p>
+    <w:p/>
     <w:sectPr>
       <w:pgSz w:w="16838" w:h="11906" w:orient="landscape" w:code="9"/>
       <w:pgMar w:top="567" w:right="720" w:bottom="567" w:left="902" w:header="318" w:footer="74" w:gutter="567"/>
@@ -4547,6 +5932,7 @@
   <w:style w:type="character" w:default="1" w:styleId="DefaultParagraphFont">
     <w:name w:val="Default Paragraph Font"/>
     <w:uiPriority w:val="1"/>
+    <w:semiHidden/>
     <w:unhideWhenUsed/>
   </w:style>
   <w:style w:type="table" w:default="1" w:styleId="TableNormal">
